--- a/lessons/6-5/downloads/reveal/6.5-session-2-practice-form-a.docx
+++ b/lessons/6-5/downloads/reveal/6.5-session-2-practice-form-a.docx
@@ -15,7 +15,7 @@
         <w:rPr>
           <w:rFonts w:ascii="Avenir Next" w:hAnsi="Avenir Next" w:cs="Avenir Next" w:eastAsia="Avenir Next"/>
           <w:color w:val="1A1A1A"/>
-          <w:sz w:val="20"/>
+          <w:sz w:val="22"/>
           <w:szCs w:val="20"/>
         </w:rPr>
         <w:t xml:space="preserve">Name</w:t>
@@ -33,7 +33,7 @@
         <w:rPr>
           <w:rFonts w:ascii="Avenir Next" w:hAnsi="Avenir Next" w:cs="Avenir Next" w:eastAsia="Avenir Next"/>
           <w:color w:val="1A1A1A"/>
-          <w:sz w:val="20"/>
+          <w:sz w:val="22"/>
           <w:szCs w:val="20"/>
         </w:rPr>
         <w:t xml:space="preserve">   Date</w:t>
@@ -51,7 +51,7 @@
         <w:rPr>
           <w:rFonts w:ascii="Avenir Next" w:hAnsi="Avenir Next" w:cs="Avenir Next" w:eastAsia="Avenir Next"/>
           <w:color w:val="1A1A1A"/>
-          <w:sz w:val="20"/>
+          <w:sz w:val="22"/>
           <w:szCs w:val="20"/>
         </w:rPr>
         <w:t xml:space="preserve">   Period</w:t>
@@ -78,7 +78,7 @@
           <w:caps/>
           <w:color w:val="003A70"/>
           <w:spacing w:val="12"/>
-          <w:sz w:val="19"/>
+          <w:sz w:val="22"/>
           <w:szCs w:val="19"/>
         </w:rPr>
         <w:t xml:space="preserve">Lesson 6-5  ·  Session 2  ·  Practice  ·  Form A</w:t>
@@ -86,6 +86,7 @@
     </w:p>
     <w:p>
       <w:pPr>
+        <w:pStyle w:val="Heading1"/>
         <w:keepNext/>
         <w:spacing w:before="0" w:after="10" w:line="240" w:lineRule="auto"/>
       </w:pPr>
@@ -111,7 +112,7 @@
         <w:rPr>
           <w:rFonts w:ascii="Avenir Next" w:hAnsi="Avenir Next" w:cs="Avenir Next" w:eastAsia="Avenir Next"/>
           <w:color w:val="5A5F66"/>
-          <w:sz w:val="17"/>
+          <w:sz w:val="22"/>
           <w:szCs w:val="17"/>
         </w:rPr>
         <w:t xml:space="preserve">Learning target — I can evaluate an algebraic expression by substituting a value for the variable.</w:t>
@@ -128,7 +129,7 @@
     </w:p>
     <w:p>
       <w:pPr>
-        <w:spacing w:before="0" w:after="0" w:line="60" w:lineRule="auto"/>
+        <w:spacing w:before="0" w:after="0" w:line="50" w:lineRule="exact"/>
       </w:pPr>
     </w:p>
     <w:tbl>
@@ -167,6 +168,7 @@
           </w:tcPr>
           <w:p>
             <w:pPr>
+              <w:pStyle w:val="Heading2"/>
               <w:spacing w:before="0" w:after="40" w:line="264" w:lineRule="auto"/>
             </w:pPr>
             <w:r>
@@ -194,63 +196,63 @@
                 <w:rFonts w:ascii="Avenir Next" w:hAnsi="Avenir Next" w:cs="Avenir Next" w:eastAsia="Avenir Next"/>
                 <w:b/>
                 <w:color w:val="003A70"/>
+                <w:sz w:val="22"/>
+                <w:szCs w:val="18"/>
+              </w:rPr>
+              <w:t xml:space="preserve">•</w:t>
+            </w:r>
+            <w:r>
+              <w:rPr>
+                <w:rFonts w:ascii="Avenir Next" w:hAnsi="Avenir Next" w:cs="Avenir Next" w:eastAsia="Avenir Next"/>
+                <w:color w:val="1A1A1A"/>
                 <w:sz w:val="18"/>
                 <w:szCs w:val="18"/>
               </w:rPr>
-              <w:t xml:space="preserve">•</w:t>
-            </w:r>
-            <w:r>
-              <w:rPr>
-                <w:rFonts w:ascii="Avenir Next" w:hAnsi="Avenir Next" w:cs="Avenir Next" w:eastAsia="Avenir Next"/>
-                <w:color w:val="1A1A1A"/>
-                <w:sz w:val="18"/>
+              <w:tab/>
+            </w:r>
+            <w:r>
+              <w:rPr>
+                <w:rFonts w:ascii="Avenir Next" w:hAnsi="Avenir Next" w:cs="Avenir Next" w:eastAsia="Avenir Next"/>
+                <w:color w:val="1A1A1A"/>
+                <w:sz w:val="22"/>
                 <w:szCs w:val="18"/>
               </w:rPr>
-              <w:tab/>
-            </w:r>
-            <w:r>
-              <w:rPr>
-                <w:rFonts w:ascii="Avenir Next" w:hAnsi="Avenir Next" w:cs="Avenir Next" w:eastAsia="Avenir Next"/>
-                <w:color w:val="1A1A1A"/>
-                <w:sz w:val="18"/>
+              <w:t xml:space="preserve">To </w:t>
+            </w:r>
+            <w:r>
+              <w:rPr>
+                <w:rFonts w:ascii="Avenir Next" w:hAnsi="Avenir Next" w:cs="Avenir Next" w:eastAsia="Avenir Next"/>
+                <w:b/>
+                <w:color w:val="1A1A1A"/>
+                <w:sz w:val="22"/>
                 <w:szCs w:val="18"/>
               </w:rPr>
-              <w:t xml:space="preserve">To </w:t>
-            </w:r>
-            <w:r>
-              <w:rPr>
-                <w:rFonts w:ascii="Avenir Next" w:hAnsi="Avenir Next" w:cs="Avenir Next" w:eastAsia="Avenir Next"/>
-                <w:b/>
-                <w:color w:val="1A1A1A"/>
-                <w:sz w:val="18"/>
+              <w:t xml:space="preserve">evaluate</w:t>
+            </w:r>
+            <w:r>
+              <w:rPr>
+                <w:rFonts w:ascii="Avenir Next" w:hAnsi="Avenir Next" w:cs="Avenir Next" w:eastAsia="Avenir Next"/>
+                <w:color w:val="1A1A1A"/>
+                <w:sz w:val="22"/>
                 <w:szCs w:val="18"/>
               </w:rPr>
-              <w:t xml:space="preserve">evaluate</w:t>
-            </w:r>
-            <w:r>
-              <w:rPr>
-                <w:rFonts w:ascii="Avenir Next" w:hAnsi="Avenir Next" w:cs="Avenir Next" w:eastAsia="Avenir Next"/>
-                <w:color w:val="1A1A1A"/>
-                <w:sz w:val="18"/>
+              <w:t xml:space="preserve">, substitute the value, then use the </w:t>
+            </w:r>
+            <w:r>
+              <w:rPr>
+                <w:rFonts w:ascii="Avenir Next" w:hAnsi="Avenir Next" w:cs="Avenir Next" w:eastAsia="Avenir Next"/>
+                <w:b/>
+                <w:color w:val="1A1A1A"/>
+                <w:sz w:val="22"/>
                 <w:szCs w:val="18"/>
               </w:rPr>
-              <w:t xml:space="preserve">, substitute the value, then use the </w:t>
-            </w:r>
-            <w:r>
-              <w:rPr>
-                <w:rFonts w:ascii="Avenir Next" w:hAnsi="Avenir Next" w:cs="Avenir Next" w:eastAsia="Avenir Next"/>
-                <w:b/>
-                <w:color w:val="1A1A1A"/>
-                <w:sz w:val="18"/>
-                <w:szCs w:val="18"/>
-              </w:rPr>
               <w:t xml:space="preserve">order of operations</w:t>
             </w:r>
             <w:r>
               <w:rPr>
                 <w:rFonts w:ascii="Avenir Next" w:hAnsi="Avenir Next" w:cs="Avenir Next" w:eastAsia="Avenir Next"/>
                 <w:color w:val="1A1A1A"/>
-                <w:sz w:val="18"/>
+                <w:sz w:val="22"/>
                 <w:szCs w:val="18"/>
               </w:rPr>
               <w:t xml:space="preserve">.</w:t>
@@ -269,35 +271,54 @@
                 <w:rFonts w:ascii="Avenir Next" w:hAnsi="Avenir Next" w:cs="Avenir Next" w:eastAsia="Avenir Next"/>
                 <w:b/>
                 <w:color w:val="003A70"/>
+                <w:sz w:val="22"/>
+                <w:szCs w:val="18"/>
+              </w:rPr>
+              <w:t xml:space="preserve">•</w:t>
+            </w:r>
+            <w:r>
+              <w:rPr>
+                <w:rFonts w:ascii="Avenir Next" w:hAnsi="Avenir Next" w:cs="Avenir Next" w:eastAsia="Avenir Next"/>
+                <w:color w:val="1A1A1A"/>
                 <w:sz w:val="18"/>
                 <w:szCs w:val="18"/>
               </w:rPr>
-              <w:t xml:space="preserve">•</w:t>
-            </w:r>
-            <w:r>
-              <w:rPr>
-                <w:rFonts w:ascii="Avenir Next" w:hAnsi="Avenir Next" w:cs="Avenir Next" w:eastAsia="Avenir Next"/>
-                <w:color w:val="1A1A1A"/>
-                <w:sz w:val="18"/>
+              <w:tab/>
+            </w:r>
+            <w:r>
+              <w:rPr>
+                <w:rFonts w:ascii="Avenir Next" w:hAnsi="Avenir Next" w:cs="Avenir Next" w:eastAsia="Avenir Next"/>
+                <w:color w:val="1A1A1A"/>
+                <w:sz w:val="22"/>
                 <w:szCs w:val="18"/>
               </w:rPr>
-              <w:tab/>
-            </w:r>
-            <w:r>
-              <w:rPr>
-                <w:rFonts w:ascii="Avenir Next" w:hAnsi="Avenir Next" w:cs="Avenir Next" w:eastAsia="Avenir Next"/>
-                <w:color w:val="1A1A1A"/>
-                <w:sz w:val="18"/>
+              <w:t xml:space="preserve">4</w:t>
+            </w:r>
+            <w:r>
+              <w:rPr>
+                <w:rFonts w:ascii="Avenir Next" w:hAnsi="Avenir Next" w:cs="Avenir Next" w:eastAsia="Avenir Next"/>
+                <w:i/>
+                <w:color w:val="1A1A1A"/>
+                <w:sz w:val="22"/>
                 <w:szCs w:val="18"/>
               </w:rPr>
-              <w:t xml:space="preserve">4</w:t>
+              <w:t xml:space="preserve">x</w:t>
+            </w:r>
+            <w:r>
+              <w:rPr>
+                <w:rFonts w:ascii="Avenir Next" w:hAnsi="Avenir Next" w:cs="Avenir Next" w:eastAsia="Avenir Next"/>
+                <w:color w:val="1A1A1A"/>
+                <w:sz w:val="22"/>
+                <w:szCs w:val="18"/>
+              </w:rPr>
+              <w:t xml:space="preserve"> means 4 × </w:t>
             </w:r>
             <w:r>
               <w:rPr>
                 <w:rFonts w:ascii="Avenir Next" w:hAnsi="Avenir Next" w:cs="Avenir Next" w:eastAsia="Avenir Next"/>
                 <w:i/>
                 <w:color w:val="1A1A1A"/>
-                <w:sz w:val="18"/>
+                <w:sz w:val="22"/>
                 <w:szCs w:val="18"/>
               </w:rPr>
               <w:t xml:space="preserve">x</w:t>
@@ -306,17 +327,17 @@
               <w:rPr>
                 <w:rFonts w:ascii="Avenir Next" w:hAnsi="Avenir Next" w:cs="Avenir Next" w:eastAsia="Avenir Next"/>
                 <w:color w:val="1A1A1A"/>
-                <w:sz w:val="18"/>
+                <w:sz w:val="22"/>
                 <w:szCs w:val="18"/>
               </w:rPr>
-              <w:t xml:space="preserve"> means 4 × </w:t>
+              <w:t xml:space="preserve">. When </w:t>
             </w:r>
             <w:r>
               <w:rPr>
                 <w:rFonts w:ascii="Avenir Next" w:hAnsi="Avenir Next" w:cs="Avenir Next" w:eastAsia="Avenir Next"/>
                 <w:i/>
                 <w:color w:val="1A1A1A"/>
-                <w:sz w:val="18"/>
+                <w:sz w:val="22"/>
                 <w:szCs w:val="18"/>
               </w:rPr>
               <w:t xml:space="preserve">x</w:t>
@@ -325,17 +346,17 @@
               <w:rPr>
                 <w:rFonts w:ascii="Avenir Next" w:hAnsi="Avenir Next" w:cs="Avenir Next" w:eastAsia="Avenir Next"/>
                 <w:color w:val="1A1A1A"/>
-                <w:sz w:val="18"/>
+                <w:sz w:val="22"/>
                 <w:szCs w:val="18"/>
               </w:rPr>
-              <w:t xml:space="preserve">. When </w:t>
+              <w:t xml:space="preserve"> = 3, 4</w:t>
             </w:r>
             <w:r>
               <w:rPr>
                 <w:rFonts w:ascii="Avenir Next" w:hAnsi="Avenir Next" w:cs="Avenir Next" w:eastAsia="Avenir Next"/>
                 <w:i/>
                 <w:color w:val="1A1A1A"/>
-                <w:sz w:val="18"/>
+                <w:sz w:val="22"/>
                 <w:szCs w:val="18"/>
               </w:rPr>
               <w:t xml:space="preserve">x</w:t>
@@ -344,26 +365,7 @@
               <w:rPr>
                 <w:rFonts w:ascii="Avenir Next" w:hAnsi="Avenir Next" w:cs="Avenir Next" w:eastAsia="Avenir Next"/>
                 <w:color w:val="1A1A1A"/>
-                <w:sz w:val="18"/>
-                <w:szCs w:val="18"/>
-              </w:rPr>
-              <w:t xml:space="preserve"> = 3, 4</w:t>
-            </w:r>
-            <w:r>
-              <w:rPr>
-                <w:rFonts w:ascii="Avenir Next" w:hAnsi="Avenir Next" w:cs="Avenir Next" w:eastAsia="Avenir Next"/>
-                <w:i/>
-                <w:color w:val="1A1A1A"/>
-                <w:sz w:val="18"/>
-                <w:szCs w:val="18"/>
-              </w:rPr>
-              <w:t xml:space="preserve">x</w:t>
-            </w:r>
-            <w:r>
-              <w:rPr>
-                <w:rFonts w:ascii="Avenir Next" w:hAnsi="Avenir Next" w:cs="Avenir Next" w:eastAsia="Avenir Next"/>
-                <w:color w:val="1A1A1A"/>
-                <w:sz w:val="18"/>
+                <w:sz w:val="22"/>
                 <w:szCs w:val="18"/>
               </w:rPr>
               <w:t xml:space="preserve"> = 12, not 43.</w:t>
@@ -382,44 +384,44 @@
                 <w:rFonts w:ascii="Avenir Next" w:hAnsi="Avenir Next" w:cs="Avenir Next" w:eastAsia="Avenir Next"/>
                 <w:b/>
                 <w:color w:val="003A70"/>
+                <w:sz w:val="22"/>
+                <w:szCs w:val="18"/>
+              </w:rPr>
+              <w:t xml:space="preserve">•</w:t>
+            </w:r>
+            <w:r>
+              <w:rPr>
+                <w:rFonts w:ascii="Avenir Next" w:hAnsi="Avenir Next" w:cs="Avenir Next" w:eastAsia="Avenir Next"/>
+                <w:color w:val="1A1A1A"/>
                 <w:sz w:val="18"/>
                 <w:szCs w:val="18"/>
               </w:rPr>
-              <w:t xml:space="preserve">•</w:t>
-            </w:r>
-            <w:r>
-              <w:rPr>
-                <w:rFonts w:ascii="Avenir Next" w:hAnsi="Avenir Next" w:cs="Avenir Next" w:eastAsia="Avenir Next"/>
-                <w:color w:val="1A1A1A"/>
-                <w:sz w:val="18"/>
+              <w:tab/>
+            </w:r>
+            <w:r>
+              <w:rPr>
+                <w:rFonts w:ascii="Avenir Next" w:hAnsi="Avenir Next" w:cs="Avenir Next" w:eastAsia="Avenir Next"/>
+                <w:color w:val="1A1A1A"/>
+                <w:sz w:val="22"/>
                 <w:szCs w:val="18"/>
               </w:rPr>
-              <w:tab/>
-            </w:r>
-            <w:r>
-              <w:rPr>
-                <w:rFonts w:ascii="Avenir Next" w:hAnsi="Avenir Next" w:cs="Avenir Next" w:eastAsia="Avenir Next"/>
-                <w:color w:val="1A1A1A"/>
-                <w:sz w:val="18"/>
+              <w:t xml:space="preserve">Powers come before multiplying: 2</w:t>
+            </w:r>
+            <w:r>
+              <w:rPr>
+                <w:rFonts w:ascii="Avenir Next" w:hAnsi="Avenir Next" w:cs="Avenir Next" w:eastAsia="Avenir Next"/>
+                <w:i/>
+                <w:color w:val="1A1A1A"/>
+                <w:sz w:val="22"/>
                 <w:szCs w:val="18"/>
               </w:rPr>
-              <w:t xml:space="preserve">Powers come before multiplying: 2</w:t>
-            </w:r>
-            <w:r>
-              <w:rPr>
-                <w:rFonts w:ascii="Avenir Next" w:hAnsi="Avenir Next" w:cs="Avenir Next" w:eastAsia="Avenir Next"/>
-                <w:i/>
-                <w:color w:val="1A1A1A"/>
-                <w:sz w:val="18"/>
-                <w:szCs w:val="18"/>
-              </w:rPr>
               <w:t xml:space="preserve">n</w:t>
             </w:r>
             <w:r>
               <w:rPr>
                 <w:rFonts w:ascii="Avenir Next" w:hAnsi="Avenir Next" w:cs="Avenir Next" w:eastAsia="Avenir Next"/>
                 <w:color w:val="1A1A1A"/>
-                <w:sz w:val="18"/>
+                <w:sz w:val="22"/>
                 <w:szCs w:val="18"/>
                 <w:vertAlign w:val="superscript"/>
               </w:rPr>
@@ -429,7 +431,7 @@
               <w:rPr>
                 <w:rFonts w:ascii="Avenir Next" w:hAnsi="Avenir Next" w:cs="Avenir Next" w:eastAsia="Avenir Next"/>
                 <w:color w:val="1A1A1A"/>
-                <w:sz w:val="18"/>
+                <w:sz w:val="22"/>
                 <w:szCs w:val="18"/>
               </w:rPr>
               <w:t xml:space="preserve"> with </w:t>
@@ -439,7 +441,7 @@
                 <w:rFonts w:ascii="Avenir Next" w:hAnsi="Avenir Next" w:cs="Avenir Next" w:eastAsia="Avenir Next"/>
                 <w:i/>
                 <w:color w:val="1A1A1A"/>
-                <w:sz w:val="18"/>
+                <w:sz w:val="22"/>
                 <w:szCs w:val="18"/>
               </w:rPr>
               <w:t xml:space="preserve">n</w:t>
@@ -448,7 +450,7 @@
               <w:rPr>
                 <w:rFonts w:ascii="Avenir Next" w:hAnsi="Avenir Next" w:cs="Avenir Next" w:eastAsia="Avenir Next"/>
                 <w:color w:val="1A1A1A"/>
-                <w:sz w:val="18"/>
+                <w:sz w:val="22"/>
                 <w:szCs w:val="18"/>
               </w:rPr>
               <w:t xml:space="preserve"> = 5 is 2 × 25 = 50.</w:t>
@@ -463,6 +465,7 @@
           </w:tcPr>
           <w:p>
             <w:pPr>
+              <w:pStyle w:val="Heading2"/>
               <w:spacing w:before="0" w:after="40" w:line="264" w:lineRule="auto"/>
             </w:pPr>
             <w:r>
@@ -485,7 +488,7 @@
               <w:rPr>
                 <w:rFonts w:ascii="Avenir Next" w:hAnsi="Avenir Next" w:cs="Avenir Next" w:eastAsia="Avenir Next"/>
                 <w:color w:val="1A1A1A"/>
-                <w:sz w:val="17"/>
+                <w:sz w:val="22"/>
                 <w:szCs w:val="17"/>
               </w:rPr>
               <w:t xml:space="preserve">Evaluate 2</w:t>
@@ -495,7 +498,7 @@
                 <w:rFonts w:ascii="Avenir Next" w:hAnsi="Avenir Next" w:cs="Avenir Next" w:eastAsia="Avenir Next"/>
                 <w:i/>
                 <w:color w:val="1A1A1A"/>
-                <w:sz w:val="17"/>
+                <w:sz w:val="22"/>
                 <w:szCs w:val="17"/>
               </w:rPr>
               <w:t xml:space="preserve">n</w:t>
@@ -504,7 +507,7 @@
               <w:rPr>
                 <w:rFonts w:ascii="Avenir Next" w:hAnsi="Avenir Next" w:cs="Avenir Next" w:eastAsia="Avenir Next"/>
                 <w:color w:val="1A1A1A"/>
-                <w:sz w:val="17"/>
+                <w:sz w:val="22"/>
                 <w:szCs w:val="17"/>
                 <w:vertAlign w:val="superscript"/>
               </w:rPr>
@@ -514,7 +517,7 @@
               <w:rPr>
                 <w:rFonts w:ascii="Avenir Next" w:hAnsi="Avenir Next" w:cs="Avenir Next" w:eastAsia="Avenir Next"/>
                 <w:color w:val="1A1A1A"/>
-                <w:sz w:val="17"/>
+                <w:sz w:val="22"/>
                 <w:szCs w:val="17"/>
               </w:rPr>
               <w:t xml:space="preserve"> + 3 when </w:t>
@@ -524,7 +527,7 @@
                 <w:rFonts w:ascii="Avenir Next" w:hAnsi="Avenir Next" w:cs="Avenir Next" w:eastAsia="Avenir Next"/>
                 <w:i/>
                 <w:color w:val="1A1A1A"/>
-                <w:sz w:val="17"/>
+                <w:sz w:val="22"/>
                 <w:szCs w:val="17"/>
               </w:rPr>
               <w:t xml:space="preserve">n</w:t>
@@ -533,7 +536,7 @@
               <w:rPr>
                 <w:rFonts w:ascii="Avenir Next" w:hAnsi="Avenir Next" w:cs="Avenir Next" w:eastAsia="Avenir Next"/>
                 <w:color w:val="1A1A1A"/>
-                <w:sz w:val="17"/>
+                <w:sz w:val="22"/>
                 <w:szCs w:val="17"/>
               </w:rPr>
               <w:t xml:space="preserve"> = 5.</w:t>
@@ -552,34 +555,34 @@
                 <w:rFonts w:ascii="Avenir Next" w:hAnsi="Avenir Next" w:cs="Avenir Next" w:eastAsia="Avenir Next"/>
                 <w:b/>
                 <w:color w:val="003A70"/>
+                <w:sz w:val="22"/>
+                <w:szCs w:val="17"/>
+              </w:rPr>
+              <w:t xml:space="preserve">Step 1</w:t>
+            </w:r>
+            <w:r>
+              <w:rPr>
+                <w:rFonts w:ascii="Avenir Next" w:hAnsi="Avenir Next" w:cs="Avenir Next" w:eastAsia="Avenir Next"/>
+                <w:color w:val="1A1A1A"/>
                 <w:sz w:val="17"/>
                 <w:szCs w:val="17"/>
               </w:rPr>
-              <w:t xml:space="preserve">Step 1</w:t>
-            </w:r>
-            <w:r>
-              <w:rPr>
-                <w:rFonts w:ascii="Avenir Next" w:hAnsi="Avenir Next" w:cs="Avenir Next" w:eastAsia="Avenir Next"/>
-                <w:color w:val="1A1A1A"/>
-                <w:sz w:val="17"/>
+              <w:tab/>
+            </w:r>
+            <w:r>
+              <w:rPr>
+                <w:rFonts w:ascii="Avenir Next" w:hAnsi="Avenir Next" w:cs="Avenir Next" w:eastAsia="Avenir Next"/>
+                <w:color w:val="1A1A1A"/>
+                <w:sz w:val="22"/>
                 <w:szCs w:val="17"/>
               </w:rPr>
-              <w:tab/>
-            </w:r>
-            <w:r>
-              <w:rPr>
-                <w:rFonts w:ascii="Avenir Next" w:hAnsi="Avenir Next" w:cs="Avenir Next" w:eastAsia="Avenir Next"/>
-                <w:color w:val="1A1A1A"/>
-                <w:sz w:val="17"/>
-                <w:szCs w:val="17"/>
-              </w:rPr>
               <w:t xml:space="preserve">Substitute: 2 × 5</w:t>
             </w:r>
             <w:r>
               <w:rPr>
                 <w:rFonts w:ascii="Avenir Next" w:hAnsi="Avenir Next" w:cs="Avenir Next" w:eastAsia="Avenir Next"/>
                 <w:color w:val="1A1A1A"/>
-                <w:sz w:val="17"/>
+                <w:sz w:val="22"/>
                 <w:szCs w:val="17"/>
                 <w:vertAlign w:val="superscript"/>
               </w:rPr>
@@ -589,7 +592,7 @@
               <w:rPr>
                 <w:rFonts w:ascii="Avenir Next" w:hAnsi="Avenir Next" w:cs="Avenir Next" w:eastAsia="Avenir Next"/>
                 <w:color w:val="1A1A1A"/>
-                <w:sz w:val="17"/>
+                <w:sz w:val="22"/>
                 <w:szCs w:val="17"/>
               </w:rPr>
               <w:t xml:space="preserve"> + 3.</w:t>
@@ -608,34 +611,34 @@
                 <w:rFonts w:ascii="Avenir Next" w:hAnsi="Avenir Next" w:cs="Avenir Next" w:eastAsia="Avenir Next"/>
                 <w:b/>
                 <w:color w:val="003A70"/>
+                <w:sz w:val="22"/>
+                <w:szCs w:val="17"/>
+              </w:rPr>
+              <w:t xml:space="preserve">Step 2</w:t>
+            </w:r>
+            <w:r>
+              <w:rPr>
+                <w:rFonts w:ascii="Avenir Next" w:hAnsi="Avenir Next" w:cs="Avenir Next" w:eastAsia="Avenir Next"/>
+                <w:color w:val="1A1A1A"/>
                 <w:sz w:val="17"/>
                 <w:szCs w:val="17"/>
               </w:rPr>
-              <w:t xml:space="preserve">Step 2</w:t>
-            </w:r>
-            <w:r>
-              <w:rPr>
-                <w:rFonts w:ascii="Avenir Next" w:hAnsi="Avenir Next" w:cs="Avenir Next" w:eastAsia="Avenir Next"/>
-                <w:color w:val="1A1A1A"/>
-                <w:sz w:val="17"/>
+              <w:tab/>
+            </w:r>
+            <w:r>
+              <w:rPr>
+                <w:rFonts w:ascii="Avenir Next" w:hAnsi="Avenir Next" w:cs="Avenir Next" w:eastAsia="Avenir Next"/>
+                <w:color w:val="1A1A1A"/>
+                <w:sz w:val="22"/>
                 <w:szCs w:val="17"/>
               </w:rPr>
-              <w:tab/>
-            </w:r>
-            <w:r>
-              <w:rPr>
-                <w:rFonts w:ascii="Avenir Next" w:hAnsi="Avenir Next" w:cs="Avenir Next" w:eastAsia="Avenir Next"/>
-                <w:color w:val="1A1A1A"/>
-                <w:sz w:val="17"/>
-                <w:szCs w:val="17"/>
-              </w:rPr>
               <w:t xml:space="preserve">Power first: 5</w:t>
             </w:r>
             <w:r>
               <w:rPr>
                 <w:rFonts w:ascii="Avenir Next" w:hAnsi="Avenir Next" w:cs="Avenir Next" w:eastAsia="Avenir Next"/>
                 <w:color w:val="1A1A1A"/>
-                <w:sz w:val="17"/>
+                <w:sz w:val="22"/>
                 <w:szCs w:val="17"/>
                 <w:vertAlign w:val="superscript"/>
               </w:rPr>
@@ -645,7 +648,7 @@
               <w:rPr>
                 <w:rFonts w:ascii="Avenir Next" w:hAnsi="Avenir Next" w:cs="Avenir Next" w:eastAsia="Avenir Next"/>
                 <w:color w:val="1A1A1A"/>
-                <w:sz w:val="17"/>
+                <w:sz w:val="22"/>
                 <w:szCs w:val="17"/>
               </w:rPr>
               <w:t xml:space="preserve"> = 25, so 2 × 25 + 3.</w:t>
@@ -664,25 +667,25 @@
                 <w:rFonts w:ascii="Avenir Next" w:hAnsi="Avenir Next" w:cs="Avenir Next" w:eastAsia="Avenir Next"/>
                 <w:b/>
                 <w:color w:val="003A70"/>
+                <w:sz w:val="22"/>
+                <w:szCs w:val="17"/>
+              </w:rPr>
+              <w:t xml:space="preserve">Step 3</w:t>
+            </w:r>
+            <w:r>
+              <w:rPr>
+                <w:rFonts w:ascii="Avenir Next" w:hAnsi="Avenir Next" w:cs="Avenir Next" w:eastAsia="Avenir Next"/>
+                <w:color w:val="1A1A1A"/>
                 <w:sz w:val="17"/>
                 <w:szCs w:val="17"/>
               </w:rPr>
-              <w:t xml:space="preserve">Step 3</w:t>
-            </w:r>
-            <w:r>
-              <w:rPr>
-                <w:rFonts w:ascii="Avenir Next" w:hAnsi="Avenir Next" w:cs="Avenir Next" w:eastAsia="Avenir Next"/>
-                <w:color w:val="1A1A1A"/>
-                <w:sz w:val="17"/>
-                <w:szCs w:val="17"/>
-              </w:rPr>
               <w:tab/>
             </w:r>
             <w:r>
               <w:rPr>
                 <w:rFonts w:ascii="Avenir Next" w:hAnsi="Avenir Next" w:cs="Avenir Next" w:eastAsia="Avenir Next"/>
                 <w:color w:val="1A1A1A"/>
-                <w:sz w:val="17"/>
+                <w:sz w:val="22"/>
                 <w:szCs w:val="17"/>
               </w:rPr>
               <w:t xml:space="preserve">Multiply, then add: 50 + 3 = 53.</w:t>
@@ -701,18 +704,18 @@
                 <w:rFonts w:ascii="Avenir Next" w:hAnsi="Avenir Next" w:cs="Avenir Next" w:eastAsia="Avenir Next"/>
                 <w:b/>
                 <w:color w:val="1A1A1A"/>
+                <w:sz w:val="22"/>
+                <w:szCs w:val="17"/>
+              </w:rPr>
+              <w:t xml:space="preserve">Answer</w:t>
+            </w:r>
+            <w:r>
+              <w:rPr>
+                <w:rFonts w:ascii="Avenir Next" w:hAnsi="Avenir Next" w:cs="Avenir Next" w:eastAsia="Avenir Next"/>
+                <w:color w:val="1A1A1A"/>
                 <w:sz w:val="17"/>
                 <w:szCs w:val="17"/>
               </w:rPr>
-              <w:t xml:space="preserve">Answer</w:t>
-            </w:r>
-            <w:r>
-              <w:rPr>
-                <w:rFonts w:ascii="Avenir Next" w:hAnsi="Avenir Next" w:cs="Avenir Next" w:eastAsia="Avenir Next"/>
-                <w:color w:val="1A1A1A"/>
-                <w:sz w:val="17"/>
-                <w:szCs w:val="17"/>
-              </w:rPr>
               <w:tab/>
             </w:r>
             <w:r>
@@ -720,7 +723,7 @@
                 <w:rFonts w:ascii="Avenir Next" w:hAnsi="Avenir Next" w:cs="Avenir Next" w:eastAsia="Avenir Next"/>
                 <w:b/>
                 <w:color w:val="1A1A1A"/>
-                <w:sz w:val="17"/>
+                <w:sz w:val="22"/>
                 <w:szCs w:val="17"/>
               </w:rPr>
               <w:t xml:space="preserve">53</w:t>
@@ -749,7 +752,7 @@
           <w:rFonts w:ascii="Avenir Next" w:hAnsi="Avenir Next" w:cs="Avenir Next" w:eastAsia="Avenir Next"/>
           <w:b/>
           <w:color w:val="1A1A1A"/>
-          <w:sz w:val="17"/>
+          <w:sz w:val="22"/>
           <w:szCs w:val="17"/>
         </w:rPr>
         <w:t xml:space="preserve">substitute</w:t>
@@ -759,7 +762,7 @@
           <w:rFonts w:ascii="Avenir Next" w:hAnsi="Avenir Next" w:cs="Avenir Next" w:eastAsia="Avenir Next"/>
           <w:i/>
           <w:color w:val="5A5F66"/>
-          <w:sz w:val="17"/>
+          <w:sz w:val="22"/>
           <w:szCs w:val="17"/>
         </w:rPr>
         <w:t xml:space="preserve"> (sustituir)</w:t>
@@ -768,7 +771,7 @@
         <w:rPr>
           <w:rFonts w:ascii="Avenir Next" w:hAnsi="Avenir Next" w:cs="Avenir Next" w:eastAsia="Avenir Next"/>
           <w:color w:val="5A5F66"/>
-          <w:sz w:val="17"/>
+          <w:sz w:val="22"/>
           <w:szCs w:val="17"/>
         </w:rPr>
         <w:t xml:space="preserve">   ·   </w:t>
@@ -778,7 +781,7 @@
           <w:rFonts w:ascii="Avenir Next" w:hAnsi="Avenir Next" w:cs="Avenir Next" w:eastAsia="Avenir Next"/>
           <w:b/>
           <w:color w:val="1A1A1A"/>
-          <w:sz w:val="17"/>
+          <w:sz w:val="22"/>
           <w:szCs w:val="17"/>
         </w:rPr>
         <w:t xml:space="preserve">evaluate</w:t>
@@ -788,7 +791,7 @@
           <w:rFonts w:ascii="Avenir Next" w:hAnsi="Avenir Next" w:cs="Avenir Next" w:eastAsia="Avenir Next"/>
           <w:i/>
           <w:color w:val="5A5F66"/>
-          <w:sz w:val="17"/>
+          <w:sz w:val="22"/>
           <w:szCs w:val="17"/>
         </w:rPr>
         <w:t xml:space="preserve"> (evaluar)</w:t>
@@ -797,7 +800,7 @@
         <w:rPr>
           <w:rFonts w:ascii="Avenir Next" w:hAnsi="Avenir Next" w:cs="Avenir Next" w:eastAsia="Avenir Next"/>
           <w:color w:val="5A5F66"/>
-          <w:sz w:val="17"/>
+          <w:sz w:val="22"/>
           <w:szCs w:val="17"/>
         </w:rPr>
         <w:t xml:space="preserve">   ·   </w:t>
@@ -807,7 +810,7 @@
           <w:rFonts w:ascii="Avenir Next" w:hAnsi="Avenir Next" w:cs="Avenir Next" w:eastAsia="Avenir Next"/>
           <w:b/>
           <w:color w:val="1A1A1A"/>
-          <w:sz w:val="17"/>
+          <w:sz w:val="22"/>
           <w:szCs w:val="17"/>
         </w:rPr>
         <w:t xml:space="preserve">variable</w:t>
@@ -817,7 +820,7 @@
           <w:rFonts w:ascii="Avenir Next" w:hAnsi="Avenir Next" w:cs="Avenir Next" w:eastAsia="Avenir Next"/>
           <w:i/>
           <w:color w:val="5A5F66"/>
-          <w:sz w:val="17"/>
+          <w:sz w:val="22"/>
           <w:szCs w:val="17"/>
         </w:rPr>
         <w:t xml:space="preserve"> (variable)</w:t>
@@ -825,6 +828,7 @@
     </w:p>
     <w:p>
       <w:pPr>
+        <w:pStyle w:val="Heading2"/>
         <w:keepNext/>
         <w:pBdr>
           <w:bottom w:val="single" w:sz="8" w:space="3" w:color="003A70"/>
@@ -840,7 +844,7 @@
           <w:b/>
           <w:color w:val="003A70"/>
           <w:spacing w:val="14"/>
-          <w:sz w:val="19"/>
+          <w:sz w:val="22"/>
           <w:szCs w:val="19"/>
         </w:rPr>
         <w:t xml:space="preserve">PRACTICE</w:t>
@@ -859,7 +863,7 @@
           <w:rFonts w:ascii="Avenir Next" w:hAnsi="Avenir Next" w:cs="Avenir Next" w:eastAsia="Avenir Next"/>
           <w:i/>
           <w:color w:val="5A5F66"/>
-          <w:sz w:val="17"/>
+          <w:sz w:val="22"/>
           <w:szCs w:val="17"/>
         </w:rPr>
         <w:t xml:space="preserve">show your work · label units</w:t>
@@ -867,7 +871,7 @@
     </w:p>
     <w:p>
       <w:pPr>
-        <w:spacing w:before="0" w:after="0" w:line="20" w:lineRule="exact"/>
+        <w:spacing w:before="0" w:after="0" w:line="50" w:lineRule="exact"/>
       </w:pPr>
     </w:p>
     <w:tbl>
@@ -917,25 +921,25 @@
                 <w:rFonts w:ascii="Avenir Next" w:hAnsi="Avenir Next" w:cs="Avenir Next" w:eastAsia="Avenir Next"/>
                 <w:b/>
                 <w:color w:val="1A1A1A"/>
+                <w:sz w:val="22"/>
+                <w:szCs w:val="20"/>
+              </w:rPr>
+              <w:t xml:space="preserve">1.</w:t>
+            </w:r>
+            <w:r>
+              <w:rPr>
+                <w:rFonts w:ascii="Avenir Next" w:hAnsi="Avenir Next" w:cs="Avenir Next" w:eastAsia="Avenir Next"/>
+                <w:color w:val="1A1A1A"/>
                 <w:sz w:val="20"/>
                 <w:szCs w:val="20"/>
               </w:rPr>
-              <w:t xml:space="preserve">1.</w:t>
-            </w:r>
-            <w:r>
-              <w:rPr>
-                <w:rFonts w:ascii="Avenir Next" w:hAnsi="Avenir Next" w:cs="Avenir Next" w:eastAsia="Avenir Next"/>
-                <w:color w:val="1A1A1A"/>
-                <w:sz w:val="20"/>
-                <w:szCs w:val="20"/>
-              </w:rPr>
               <w:tab/>
             </w:r>
             <w:r>
               <w:rPr>
                 <w:rFonts w:ascii="Avenir Next" w:hAnsi="Avenir Next" w:cs="Avenir Next" w:eastAsia="Avenir Next"/>
                 <w:color w:val="1A1A1A"/>
-                <w:sz w:val="20"/>
+                <w:sz w:val="22"/>
                 <w:szCs w:val="20"/>
               </w:rPr>
               <w:t xml:space="preserve">Evaluate each expression when </w:t>
@@ -945,7 +949,7 @@
                 <w:rFonts w:ascii="Avenir Next" w:hAnsi="Avenir Next" w:cs="Avenir Next" w:eastAsia="Avenir Next"/>
                 <w:i/>
                 <w:color w:val="1A1A1A"/>
-                <w:sz w:val="20"/>
+                <w:sz w:val="22"/>
                 <w:szCs w:val="20"/>
               </w:rPr>
               <w:t xml:space="preserve">b</w:t>
@@ -954,7 +958,7 @@
               <w:rPr>
                 <w:rFonts w:ascii="Avenir Next" w:hAnsi="Avenir Next" w:cs="Avenir Next" w:eastAsia="Avenir Next"/>
                 <w:color w:val="1A1A1A"/>
-                <w:sz w:val="20"/>
+                <w:sz w:val="22"/>
                 <w:szCs w:val="20"/>
               </w:rPr>
               <w:t xml:space="preserve"> = 7.</w:t>
@@ -1010,7 +1014,7 @@
                       <w:rFonts w:ascii="Avenir Next" w:hAnsi="Avenir Next" w:cs="Avenir Next" w:eastAsia="Avenir Next"/>
                       <w:b/>
                       <w:color w:val="003A70"/>
-                      <w:sz w:val="20"/>
+                      <w:sz w:val="22"/>
                       <w:szCs w:val="20"/>
                     </w:rPr>
                     <w:t xml:space="preserve">a.</w:t>
@@ -1028,7 +1032,7 @@
                     <w:rPr>
                       <w:rFonts w:ascii="Avenir Next" w:hAnsi="Avenir Next" w:cs="Avenir Next" w:eastAsia="Avenir Next"/>
                       <w:color w:val="1A1A1A"/>
-                      <w:sz w:val="20"/>
+                      <w:sz w:val="22"/>
                       <w:szCs w:val="20"/>
                     </w:rPr>
                     <w:t xml:space="preserve">6</w:t>
@@ -1038,7 +1042,7 @@
                       <w:rFonts w:ascii="Avenir Next" w:hAnsi="Avenir Next" w:cs="Avenir Next" w:eastAsia="Avenir Next"/>
                       <w:i/>
                       <w:color w:val="1A1A1A"/>
-                      <w:sz w:val="20"/>
+                      <w:sz w:val="22"/>
                       <w:szCs w:val="20"/>
                     </w:rPr>
                     <w:t xml:space="preserve">b</w:t>
@@ -1047,7 +1051,7 @@
                     <w:rPr>
                       <w:rFonts w:ascii="Avenir Next" w:hAnsi="Avenir Next" w:cs="Avenir Next" w:eastAsia="Avenir Next"/>
                       <w:color w:val="1A1A1A"/>
-                      <w:sz w:val="20"/>
+                      <w:sz w:val="22"/>
                       <w:szCs w:val="20"/>
                     </w:rPr>
                     <w:t xml:space="preserve"> − 9 =</w:t>
@@ -1091,7 +1095,7 @@
                       <w:rFonts w:ascii="Avenir Next" w:hAnsi="Avenir Next" w:cs="Avenir Next" w:eastAsia="Avenir Next"/>
                       <w:b/>
                       <w:color w:val="003A70"/>
-                      <w:sz w:val="20"/>
+                      <w:sz w:val="22"/>
                       <w:szCs w:val="20"/>
                     </w:rPr>
                     <w:t xml:space="preserve">b.</w:t>
@@ -1109,7 +1113,7 @@
                     <w:rPr>
                       <w:rFonts w:ascii="Avenir Next" w:hAnsi="Avenir Next" w:cs="Avenir Next" w:eastAsia="Avenir Next"/>
                       <w:color w:val="1A1A1A"/>
-                      <w:sz w:val="20"/>
+                      <w:sz w:val="22"/>
                       <w:szCs w:val="20"/>
                     </w:rPr>
                     <w:t xml:space="preserve">5</w:t>
@@ -1119,7 +1123,7 @@
                       <w:rFonts w:ascii="Avenir Next" w:hAnsi="Avenir Next" w:cs="Avenir Next" w:eastAsia="Avenir Next"/>
                       <w:i/>
                       <w:color w:val="1A1A1A"/>
-                      <w:sz w:val="20"/>
+                      <w:sz w:val="22"/>
                       <w:szCs w:val="20"/>
                     </w:rPr>
                     <w:t xml:space="preserve">b</w:t>
@@ -1128,7 +1132,7 @@
                     <w:rPr>
                       <w:rFonts w:ascii="Avenir Next" w:hAnsi="Avenir Next" w:cs="Avenir Next" w:eastAsia="Avenir Next"/>
                       <w:color w:val="1A1A1A"/>
-                      <w:sz w:val="20"/>
+                      <w:sz w:val="22"/>
                       <w:szCs w:val="20"/>
                     </w:rPr>
                     <w:t xml:space="preserve"> =</w:t>
@@ -1172,7 +1176,7 @@
                       <w:rFonts w:ascii="Avenir Next" w:hAnsi="Avenir Next" w:cs="Avenir Next" w:eastAsia="Avenir Next"/>
                       <w:b/>
                       <w:color w:val="003A70"/>
-                      <w:sz w:val="20"/>
+                      <w:sz w:val="22"/>
                       <w:szCs w:val="20"/>
                     </w:rPr>
                     <w:t xml:space="preserve">c.</w:t>
@@ -1191,7 +1195,7 @@
                       <w:rFonts w:ascii="Avenir Next" w:hAnsi="Avenir Next" w:cs="Avenir Next" w:eastAsia="Avenir Next"/>
                       <w:i/>
                       <w:color w:val="1A1A1A"/>
-                      <w:sz w:val="20"/>
+                      <w:sz w:val="22"/>
                       <w:szCs w:val="20"/>
                     </w:rPr>
                     <w:t xml:space="preserve">b</w:t>
@@ -1200,7 +1204,7 @@
                     <w:rPr>
                       <w:rFonts w:ascii="Avenir Next" w:hAnsi="Avenir Next" w:cs="Avenir Next" w:eastAsia="Avenir Next"/>
                       <w:color w:val="1A1A1A"/>
-                      <w:sz w:val="20"/>
+                      <w:sz w:val="22"/>
                       <w:szCs w:val="20"/>
                     </w:rPr>
                     <w:t xml:space="preserve"> + 18 =</w:t>
@@ -1250,7 +1254,7 @@
                       <w:rFonts w:ascii="Avenir Next" w:hAnsi="Avenir Next" w:cs="Avenir Next" w:eastAsia="Avenir Next"/>
                       <w:b/>
                       <w:color w:val="003A70"/>
-                      <w:sz w:val="20"/>
+                      <w:sz w:val="22"/>
                       <w:szCs w:val="20"/>
                     </w:rPr>
                     <w:t xml:space="preserve">d.</w:t>
@@ -1268,7 +1272,7 @@
                     <w:rPr>
                       <w:rFonts w:ascii="Avenir Next" w:hAnsi="Avenir Next" w:cs="Avenir Next" w:eastAsia="Avenir Next"/>
                       <w:color w:val="1A1A1A"/>
-                      <w:sz w:val="20"/>
+                      <w:sz w:val="22"/>
                       <w:szCs w:val="20"/>
                     </w:rPr>
                     <w:t xml:space="preserve">50 − 4</w:t>
@@ -1278,7 +1282,7 @@
                       <w:rFonts w:ascii="Avenir Next" w:hAnsi="Avenir Next" w:cs="Avenir Next" w:eastAsia="Avenir Next"/>
                       <w:i/>
                       <w:color w:val="1A1A1A"/>
-                      <w:sz w:val="20"/>
+                      <w:sz w:val="22"/>
                       <w:szCs w:val="20"/>
                     </w:rPr>
                     <w:t xml:space="preserve">b</w:t>
@@ -1287,7 +1291,7 @@
                     <w:rPr>
                       <w:rFonts w:ascii="Avenir Next" w:hAnsi="Avenir Next" w:cs="Avenir Next" w:eastAsia="Avenir Next"/>
                       <w:color w:val="1A1A1A"/>
-                      <w:sz w:val="20"/>
+                      <w:sz w:val="22"/>
                       <w:szCs w:val="20"/>
                     </w:rPr>
                     <w:t xml:space="preserve"> =</w:t>
@@ -1331,7 +1335,7 @@
                       <w:rFonts w:ascii="Avenir Next" w:hAnsi="Avenir Next" w:cs="Avenir Next" w:eastAsia="Avenir Next"/>
                       <w:b/>
                       <w:color w:val="003A70"/>
-                      <w:sz w:val="20"/>
+                      <w:sz w:val="22"/>
                       <w:szCs w:val="20"/>
                     </w:rPr>
                     <w:t xml:space="preserve">e.</w:t>
@@ -1350,7 +1354,7 @@
                       <w:rFonts w:ascii="Avenir Next" w:hAnsi="Avenir Next" w:cs="Avenir Next" w:eastAsia="Avenir Next"/>
                       <w:i/>
                       <w:color w:val="1A1A1A"/>
-                      <w:sz w:val="20"/>
+                      <w:sz w:val="22"/>
                       <w:szCs w:val="20"/>
                     </w:rPr>
                     <w:t xml:space="preserve">b</w:t>
@@ -1359,7 +1363,7 @@
                     <w:rPr>
                       <w:rFonts w:ascii="Avenir Next" w:hAnsi="Avenir Next" w:cs="Avenir Next" w:eastAsia="Avenir Next"/>
                       <w:color w:val="1A1A1A"/>
-                      <w:sz w:val="20"/>
+                      <w:sz w:val="22"/>
                       <w:szCs w:val="20"/>
                       <w:vertAlign w:val="superscript"/>
                     </w:rPr>
@@ -1369,7 +1373,7 @@
                     <w:rPr>
                       <w:rFonts w:ascii="Avenir Next" w:hAnsi="Avenir Next" w:cs="Avenir Next" w:eastAsia="Avenir Next"/>
                       <w:color w:val="1A1A1A"/>
-                      <w:sz w:val="20"/>
+                      <w:sz w:val="22"/>
                       <w:szCs w:val="20"/>
                     </w:rPr>
                     <w:t xml:space="preserve"> − 9 =</w:t>
@@ -1413,7 +1417,7 @@
                       <w:rFonts w:ascii="Avenir Next" w:hAnsi="Avenir Next" w:cs="Avenir Next" w:eastAsia="Avenir Next"/>
                       <w:b/>
                       <w:color w:val="003A70"/>
-                      <w:sz w:val="20"/>
+                      <w:sz w:val="22"/>
                       <w:szCs w:val="20"/>
                     </w:rPr>
                     <w:t xml:space="preserve">f.</w:t>
@@ -1431,7 +1435,7 @@
                     <w:rPr>
                       <w:rFonts w:ascii="Avenir Next" w:hAnsi="Avenir Next" w:cs="Avenir Next" w:eastAsia="Avenir Next"/>
                       <w:color w:val="1A1A1A"/>
-                      <w:sz w:val="20"/>
+                      <w:sz w:val="22"/>
                       <w:szCs w:val="20"/>
                     </w:rPr>
                     <w:t xml:space="preserve">2(</w:t>
@@ -1441,7 +1445,7 @@
                       <w:rFonts w:ascii="Avenir Next" w:hAnsi="Avenir Next" w:cs="Avenir Next" w:eastAsia="Avenir Next"/>
                       <w:i/>
                       <w:color w:val="1A1A1A"/>
-                      <w:sz w:val="20"/>
+                      <w:sz w:val="22"/>
                       <w:szCs w:val="20"/>
                     </w:rPr>
                     <w:t xml:space="preserve">b</w:t>
@@ -1450,7 +1454,7 @@
                     <w:rPr>
                       <w:rFonts w:ascii="Avenir Next" w:hAnsi="Avenir Next" w:cs="Avenir Next" w:eastAsia="Avenir Next"/>
                       <w:color w:val="1A1A1A"/>
-                      <w:sz w:val="20"/>
+                      <w:sz w:val="22"/>
                       <w:szCs w:val="20"/>
                     </w:rPr>
                     <w:t xml:space="preserve"> + 3) =</w:t>
@@ -1480,7 +1484,7 @@
           </w:tbl>
           <w:p>
             <w:pPr>
-              <w:spacing w:before="0" w:after="0" w:line="24" w:lineRule="auto"/>
+              <w:spacing w:before="0" w:after="0" w:line="50" w:lineRule="exact"/>
             </w:pPr>
           </w:p>
         </w:tc>
@@ -1488,12 +1492,12 @@
     </w:tbl>
     <w:p>
       <w:pPr>
-        <w:spacing w:before="0" w:after="0" w:line="20" w:lineRule="exact"/>
+        <w:spacing w:before="0" w:after="0" w:line="50" w:lineRule="exact"/>
       </w:pPr>
     </w:p>
     <w:p>
       <w:pPr>
-        <w:spacing w:before="0" w:after="0" w:line="20" w:lineRule="exact"/>
+        <w:spacing w:before="0" w:after="0" w:line="50" w:lineRule="exact"/>
       </w:pPr>
     </w:p>
     <w:tbl>
@@ -1543,18 +1547,18 @@
                 <w:rFonts w:ascii="Avenir Next" w:hAnsi="Avenir Next" w:cs="Avenir Next" w:eastAsia="Avenir Next"/>
                 <w:b/>
                 <w:color w:val="1A1A1A"/>
+                <w:sz w:val="22"/>
+                <w:szCs w:val="20"/>
+              </w:rPr>
+              <w:t xml:space="preserve">2.</w:t>
+            </w:r>
+            <w:r>
+              <w:rPr>
+                <w:rFonts w:ascii="Avenir Next" w:hAnsi="Avenir Next" w:cs="Avenir Next" w:eastAsia="Avenir Next"/>
+                <w:color w:val="1A1A1A"/>
                 <w:sz w:val="20"/>
                 <w:szCs w:val="20"/>
               </w:rPr>
-              <w:t xml:space="preserve">2.</w:t>
-            </w:r>
-            <w:r>
-              <w:rPr>
-                <w:rFonts w:ascii="Avenir Next" w:hAnsi="Avenir Next" w:cs="Avenir Next" w:eastAsia="Avenir Next"/>
-                <w:color w:val="1A1A1A"/>
-                <w:sz w:val="20"/>
-                <w:szCs w:val="20"/>
-              </w:rPr>
               <w:tab/>
             </w:r>
             <w:r>
@@ -1562,7 +1566,7 @@
                 <w:rFonts w:ascii="Avenir Next" w:hAnsi="Avenir Next" w:cs="Avenir Next" w:eastAsia="Avenir Next"/>
                 <w:b/>
                 <w:color w:val="1A1A1A"/>
-                <w:sz w:val="20"/>
+                <w:sz w:val="22"/>
                 <w:szCs w:val="20"/>
               </w:rPr>
               <w:t xml:space="preserve">Parking Garage.  </w:t>
@@ -1571,7 +1575,7 @@
               <w:rPr>
                 <w:rFonts w:ascii="Avenir Next" w:hAnsi="Avenir Next" w:cs="Avenir Next" w:eastAsia="Avenir Next"/>
                 <w:color w:val="1A1A1A"/>
-                <w:sz w:val="20"/>
+                <w:sz w:val="22"/>
                 <w:szCs w:val="20"/>
               </w:rPr>
               <w:t xml:space="preserve">A garage charges 4</w:t>
@@ -1581,7 +1585,7 @@
                 <w:rFonts w:ascii="Avenir Next" w:hAnsi="Avenir Next" w:cs="Avenir Next" w:eastAsia="Avenir Next"/>
                 <w:i/>
                 <w:color w:val="1A1A1A"/>
-                <w:sz w:val="20"/>
+                <w:sz w:val="22"/>
                 <w:szCs w:val="20"/>
               </w:rPr>
               <w:t xml:space="preserve">h</w:t>
@@ -1590,7 +1594,7 @@
               <w:rPr>
                 <w:rFonts w:ascii="Avenir Next" w:hAnsi="Avenir Next" w:cs="Avenir Next" w:eastAsia="Avenir Next"/>
                 <w:color w:val="1A1A1A"/>
-                <w:sz w:val="20"/>
+                <w:sz w:val="22"/>
                 <w:szCs w:val="20"/>
               </w:rPr>
               <w:t xml:space="preserve"> + 5 dollars for </w:t>
@@ -1600,7 +1604,7 @@
                 <w:rFonts w:ascii="Avenir Next" w:hAnsi="Avenir Next" w:cs="Avenir Next" w:eastAsia="Avenir Next"/>
                 <w:i/>
                 <w:color w:val="1A1A1A"/>
-                <w:sz w:val="20"/>
+                <w:sz w:val="22"/>
                 <w:szCs w:val="20"/>
               </w:rPr>
               <w:t xml:space="preserve">h</w:t>
@@ -1609,7 +1613,7 @@
               <w:rPr>
                 <w:rFonts w:ascii="Avenir Next" w:hAnsi="Avenir Next" w:cs="Avenir Next" w:eastAsia="Avenir Next"/>
                 <w:color w:val="1A1A1A"/>
-                <w:sz w:val="20"/>
+                <w:sz w:val="22"/>
                 <w:szCs w:val="20"/>
               </w:rPr>
               <w:t xml:space="preserve"> hours of parking.</w:t>
@@ -1629,10 +1633,28 @@
                 <w:rFonts w:ascii="Avenir Next" w:hAnsi="Avenir Next" w:cs="Avenir Next" w:eastAsia="Avenir Next"/>
                 <w:b/>
                 <w:color w:val="003A70"/>
+                <w:sz w:val="22"/>
+                <w:szCs w:val="20"/>
+              </w:rPr>
+              <w:t xml:space="preserve">a.</w:t>
+            </w:r>
+            <w:r>
+              <w:rPr>
+                <w:rFonts w:ascii="Avenir Next" w:hAnsi="Avenir Next" w:cs="Avenir Next" w:eastAsia="Avenir Next"/>
+                <w:color w:val="1A1A1A"/>
                 <w:sz w:val="20"/>
                 <w:szCs w:val="20"/>
               </w:rPr>
-              <w:t xml:space="preserve">a.</w:t>
+              <w:tab/>
+            </w:r>
+            <w:r>
+              <w:rPr>
+                <w:rFonts w:ascii="Avenir Next" w:hAnsi="Avenir Next" w:cs="Avenir Next" w:eastAsia="Avenir Next"/>
+                <w:color w:val="1A1A1A"/>
+                <w:sz w:val="22"/>
+                <w:szCs w:val="20"/>
+              </w:rPr>
+              <w:t xml:space="preserve">Cost for 3 hours:</w:t>
             </w:r>
             <w:r>
               <w:rPr>
@@ -1641,7 +1663,7 @@
                 <w:sz w:val="20"/>
                 <w:szCs w:val="20"/>
               </w:rPr>
-              <w:tab/>
+              <w:t xml:space="preserve">  </w:t>
             </w:r>
             <w:r>
               <w:rPr>
@@ -1649,24 +1671,6 @@
                 <w:color w:val="1A1A1A"/>
                 <w:sz w:val="20"/>
                 <w:szCs w:val="20"/>
-              </w:rPr>
-              <w:t xml:space="preserve">Cost for 3 hours:</w:t>
-            </w:r>
-            <w:r>
-              <w:rPr>
-                <w:rFonts w:ascii="Avenir Next" w:hAnsi="Avenir Next" w:cs="Avenir Next" w:eastAsia="Avenir Next"/>
-                <w:color w:val="1A1A1A"/>
-                <w:sz w:val="20"/>
-                <w:szCs w:val="20"/>
-              </w:rPr>
-              <w:t xml:space="preserve">  </w:t>
-            </w:r>
-            <w:r>
-              <w:rPr>
-                <w:rFonts w:ascii="Avenir Next" w:hAnsi="Avenir Next" w:cs="Avenir Next" w:eastAsia="Avenir Next"/>
-                <w:color w:val="1A1A1A"/>
-                <w:sz w:val="20"/>
-                <w:szCs w:val="20"/>
                 <w:u w:val="single"/>
               </w:rPr>
               <w:t xml:space="preserve">                </w:t>
@@ -1675,7 +1679,7 @@
               <w:rPr>
                 <w:rFonts w:ascii="Avenir Next" w:hAnsi="Avenir Next" w:cs="Avenir Next" w:eastAsia="Avenir Next"/>
                 <w:color w:val="1A1A1A"/>
-                <w:sz w:val="20"/>
+                <w:sz w:val="22"/>
                 <w:szCs w:val="20"/>
               </w:rPr>
               <w:t xml:space="preserve"> dollars</w:t>
@@ -1695,10 +1699,28 @@
                 <w:rFonts w:ascii="Avenir Next" w:hAnsi="Avenir Next" w:cs="Avenir Next" w:eastAsia="Avenir Next"/>
                 <w:b/>
                 <w:color w:val="003A70"/>
+                <w:sz w:val="22"/>
+                <w:szCs w:val="20"/>
+              </w:rPr>
+              <w:t xml:space="preserve">b.</w:t>
+            </w:r>
+            <w:r>
+              <w:rPr>
+                <w:rFonts w:ascii="Avenir Next" w:hAnsi="Avenir Next" w:cs="Avenir Next" w:eastAsia="Avenir Next"/>
+                <w:color w:val="1A1A1A"/>
                 <w:sz w:val="20"/>
                 <w:szCs w:val="20"/>
               </w:rPr>
-              <w:t xml:space="preserve">b.</w:t>
+              <w:tab/>
+            </w:r>
+            <w:r>
+              <w:rPr>
+                <w:rFonts w:ascii="Avenir Next" w:hAnsi="Avenir Next" w:cs="Avenir Next" w:eastAsia="Avenir Next"/>
+                <w:color w:val="1A1A1A"/>
+                <w:sz w:val="22"/>
+                <w:szCs w:val="20"/>
+              </w:rPr>
+              <w:t xml:space="preserve">Cost for 8 hours:</w:t>
             </w:r>
             <w:r>
               <w:rPr>
@@ -1707,7 +1729,7 @@
                 <w:sz w:val="20"/>
                 <w:szCs w:val="20"/>
               </w:rPr>
-              <w:tab/>
+              <w:t xml:space="preserve">  </w:t>
             </w:r>
             <w:r>
               <w:rPr>
@@ -1715,24 +1737,6 @@
                 <w:color w:val="1A1A1A"/>
                 <w:sz w:val="20"/>
                 <w:szCs w:val="20"/>
-              </w:rPr>
-              <w:t xml:space="preserve">Cost for 8 hours:</w:t>
-            </w:r>
-            <w:r>
-              <w:rPr>
-                <w:rFonts w:ascii="Avenir Next" w:hAnsi="Avenir Next" w:cs="Avenir Next" w:eastAsia="Avenir Next"/>
-                <w:color w:val="1A1A1A"/>
-                <w:sz w:val="20"/>
-                <w:szCs w:val="20"/>
-              </w:rPr>
-              <w:t xml:space="preserve">  </w:t>
-            </w:r>
-            <w:r>
-              <w:rPr>
-                <w:rFonts w:ascii="Avenir Next" w:hAnsi="Avenir Next" w:cs="Avenir Next" w:eastAsia="Avenir Next"/>
-                <w:color w:val="1A1A1A"/>
-                <w:sz w:val="20"/>
-                <w:szCs w:val="20"/>
                 <w:u w:val="single"/>
               </w:rPr>
               <w:t xml:space="preserve">                </w:t>
@@ -1741,7 +1745,7 @@
               <w:rPr>
                 <w:rFonts w:ascii="Avenir Next" w:hAnsi="Avenir Next" w:cs="Avenir Next" w:eastAsia="Avenir Next"/>
                 <w:color w:val="1A1A1A"/>
-                <w:sz w:val="20"/>
+                <w:sz w:val="22"/>
                 <w:szCs w:val="20"/>
               </w:rPr>
               <w:t xml:space="preserve"> dollars</w:t>
@@ -1761,10 +1765,28 @@
                 <w:rFonts w:ascii="Avenir Next" w:hAnsi="Avenir Next" w:cs="Avenir Next" w:eastAsia="Avenir Next"/>
                 <w:b/>
                 <w:color w:val="003A70"/>
+                <w:sz w:val="22"/>
+                <w:szCs w:val="20"/>
+              </w:rPr>
+              <w:t xml:space="preserve">c.</w:t>
+            </w:r>
+            <w:r>
+              <w:rPr>
+                <w:rFonts w:ascii="Avenir Next" w:hAnsi="Avenir Next" w:cs="Avenir Next" w:eastAsia="Avenir Next"/>
+                <w:color w:val="1A1A1A"/>
                 <w:sz w:val="20"/>
                 <w:szCs w:val="20"/>
               </w:rPr>
-              <w:t xml:space="preserve">c.</w:t>
+              <w:tab/>
+            </w:r>
+            <w:r>
+              <w:rPr>
+                <w:rFonts w:ascii="Avenir Next" w:hAnsi="Avenir Next" w:cs="Avenir Next" w:eastAsia="Avenir Next"/>
+                <w:color w:val="1A1A1A"/>
+                <w:sz w:val="22"/>
+                <w:szCs w:val="20"/>
+              </w:rPr>
+              <w:t xml:space="preserve">How much more is 8 hours than 3 hours?</w:t>
             </w:r>
             <w:r>
               <w:rPr>
@@ -1773,7 +1795,7 @@
                 <w:sz w:val="20"/>
                 <w:szCs w:val="20"/>
               </w:rPr>
-              <w:tab/>
+              <w:t xml:space="preserve">  </w:t>
             </w:r>
             <w:r>
               <w:rPr>
@@ -1781,24 +1803,6 @@
                 <w:color w:val="1A1A1A"/>
                 <w:sz w:val="20"/>
                 <w:szCs w:val="20"/>
-              </w:rPr>
-              <w:t xml:space="preserve">How much more is 8 hours than 3 hours?</w:t>
-            </w:r>
-            <w:r>
-              <w:rPr>
-                <w:rFonts w:ascii="Avenir Next" w:hAnsi="Avenir Next" w:cs="Avenir Next" w:eastAsia="Avenir Next"/>
-                <w:color w:val="1A1A1A"/>
-                <w:sz w:val="20"/>
-                <w:szCs w:val="20"/>
-              </w:rPr>
-              <w:t xml:space="preserve">  </w:t>
-            </w:r>
-            <w:r>
-              <w:rPr>
-                <w:rFonts w:ascii="Avenir Next" w:hAnsi="Avenir Next" w:cs="Avenir Next" w:eastAsia="Avenir Next"/>
-                <w:color w:val="1A1A1A"/>
-                <w:sz w:val="20"/>
-                <w:szCs w:val="20"/>
                 <w:u w:val="single"/>
               </w:rPr>
               <w:t xml:space="preserve">                </w:t>
@@ -1807,7 +1811,7 @@
               <w:rPr>
                 <w:rFonts w:ascii="Avenir Next" w:hAnsi="Avenir Next" w:cs="Avenir Next" w:eastAsia="Avenir Next"/>
                 <w:color w:val="1A1A1A"/>
-                <w:sz w:val="20"/>
+                <w:sz w:val="22"/>
                 <w:szCs w:val="20"/>
               </w:rPr>
               <w:t xml:space="preserve"> dollars</w:t>
@@ -1827,25 +1831,25 @@
                 <w:rFonts w:ascii="Avenir Next" w:hAnsi="Avenir Next" w:cs="Avenir Next" w:eastAsia="Avenir Next"/>
                 <w:b/>
                 <w:color w:val="003A70"/>
+                <w:sz w:val="22"/>
+                <w:szCs w:val="20"/>
+              </w:rPr>
+              <w:t xml:space="preserve">d.</w:t>
+            </w:r>
+            <w:r>
+              <w:rPr>
+                <w:rFonts w:ascii="Avenir Next" w:hAnsi="Avenir Next" w:cs="Avenir Next" w:eastAsia="Avenir Next"/>
+                <w:color w:val="1A1A1A"/>
                 <w:sz w:val="20"/>
                 <w:szCs w:val="20"/>
               </w:rPr>
-              <w:t xml:space="preserve">d.</w:t>
-            </w:r>
-            <w:r>
-              <w:rPr>
-                <w:rFonts w:ascii="Avenir Next" w:hAnsi="Avenir Next" w:cs="Avenir Next" w:eastAsia="Avenir Next"/>
-                <w:color w:val="1A1A1A"/>
-                <w:sz w:val="20"/>
-                <w:szCs w:val="20"/>
-              </w:rPr>
               <w:tab/>
             </w:r>
             <w:r>
               <w:rPr>
                 <w:rFonts w:ascii="Avenir Next" w:hAnsi="Avenir Next" w:cs="Avenir Next" w:eastAsia="Avenir Next"/>
                 <w:color w:val="1A1A1A"/>
-                <w:sz w:val="20"/>
+                <w:sz w:val="22"/>
                 <w:szCs w:val="20"/>
               </w:rPr>
               <w:t xml:space="preserve">What does the 5 do to every cost?</w:t>
@@ -1875,12 +1879,12 @@
     </w:tbl>
     <w:p>
       <w:pPr>
-        <w:spacing w:before="0" w:after="0" w:line="20" w:lineRule="exact"/>
+        <w:spacing w:before="0" w:after="0" w:line="50" w:lineRule="exact"/>
       </w:pPr>
     </w:p>
     <w:p>
       <w:pPr>
-        <w:spacing w:before="0" w:after="0" w:line="20" w:lineRule="exact"/>
+        <w:spacing w:before="0" w:after="0" w:line="50" w:lineRule="exact"/>
       </w:pPr>
     </w:p>
     <w:tbl>
@@ -1931,18 +1935,18 @@
                 <w:rFonts w:ascii="Avenir Next" w:hAnsi="Avenir Next" w:cs="Avenir Next" w:eastAsia="Avenir Next"/>
                 <w:b/>
                 <w:color w:val="1A1A1A"/>
+                <w:sz w:val="22"/>
+                <w:szCs w:val="20"/>
+              </w:rPr>
+              <w:t xml:space="preserve">3.</w:t>
+            </w:r>
+            <w:r>
+              <w:rPr>
+                <w:rFonts w:ascii="Avenir Next" w:hAnsi="Avenir Next" w:cs="Avenir Next" w:eastAsia="Avenir Next"/>
+                <w:color w:val="1A1A1A"/>
                 <w:sz w:val="20"/>
                 <w:szCs w:val="20"/>
               </w:rPr>
-              <w:t xml:space="preserve">3.</w:t>
-            </w:r>
-            <w:r>
-              <w:rPr>
-                <w:rFonts w:ascii="Avenir Next" w:hAnsi="Avenir Next" w:cs="Avenir Next" w:eastAsia="Avenir Next"/>
-                <w:color w:val="1A1A1A"/>
-                <w:sz w:val="20"/>
-                <w:szCs w:val="20"/>
-              </w:rPr>
               <w:tab/>
             </w:r>
             <w:r>
@@ -1950,7 +1954,7 @@
                 <w:rFonts w:ascii="Avenir Next" w:hAnsi="Avenir Next" w:cs="Avenir Next" w:eastAsia="Avenir Next"/>
                 <w:b/>
                 <w:color w:val="1A1A1A"/>
-                <w:sz w:val="20"/>
+                <w:sz w:val="22"/>
                 <w:szCs w:val="20"/>
               </w:rPr>
               <w:t xml:space="preserve">Bike Rental.  </w:t>
@@ -1959,7 +1963,7 @@
               <w:rPr>
                 <w:rFonts w:ascii="Avenir Next" w:hAnsi="Avenir Next" w:cs="Avenir Next" w:eastAsia="Avenir Next"/>
                 <w:color w:val="1A1A1A"/>
-                <w:sz w:val="20"/>
+                <w:sz w:val="22"/>
                 <w:szCs w:val="20"/>
               </w:rPr>
               <w:t xml:space="preserve">The expression 9</w:t>
@@ -1969,7 +1973,7 @@
                 <w:rFonts w:ascii="Avenir Next" w:hAnsi="Avenir Next" w:cs="Avenir Next" w:eastAsia="Avenir Next"/>
                 <w:i/>
                 <w:color w:val="1A1A1A"/>
-                <w:sz w:val="20"/>
+                <w:sz w:val="22"/>
                 <w:szCs w:val="20"/>
               </w:rPr>
               <w:t xml:space="preserve">r</w:t>
@@ -1978,7 +1982,7 @@
               <w:rPr>
                 <w:rFonts w:ascii="Avenir Next" w:hAnsi="Avenir Next" w:cs="Avenir Next" w:eastAsia="Avenir Next"/>
                 <w:color w:val="1A1A1A"/>
-                <w:sz w:val="20"/>
+                <w:sz w:val="22"/>
                 <w:szCs w:val="20"/>
               </w:rPr>
               <w:t xml:space="preserve"> + 14 gives the cost in dollars for </w:t>
@@ -1988,7 +1992,7 @@
                 <w:rFonts w:ascii="Avenir Next" w:hAnsi="Avenir Next" w:cs="Avenir Next" w:eastAsia="Avenir Next"/>
                 <w:i/>
                 <w:color w:val="1A1A1A"/>
-                <w:sz w:val="20"/>
+                <w:sz w:val="22"/>
                 <w:szCs w:val="20"/>
               </w:rPr>
               <w:t xml:space="preserve">r</w:t>
@@ -1997,7 +2001,7 @@
               <w:rPr>
                 <w:rFonts w:ascii="Avenir Next" w:hAnsi="Avenir Next" w:cs="Avenir Next" w:eastAsia="Avenir Next"/>
                 <w:color w:val="1A1A1A"/>
-                <w:sz w:val="20"/>
+                <w:sz w:val="22"/>
                 <w:szCs w:val="20"/>
               </w:rPr>
               <w:t xml:space="preserve"> hours. Find the cost for 4 hours.</w:t>
@@ -2014,7 +2018,7 @@
                 <w:rFonts w:ascii="Avenir Next" w:hAnsi="Avenir Next" w:cs="Avenir Next" w:eastAsia="Avenir Next"/>
                 <w:b/>
                 <w:color w:val="003A70"/>
-                <w:sz w:val="17"/>
+                <w:sz w:val="22"/>
                 <w:szCs w:val="17"/>
               </w:rPr>
               <w:t xml:space="preserve">Hint  </w:t>
@@ -2024,7 +2028,7 @@
                 <w:rFonts w:ascii="Avenir Next" w:hAnsi="Avenir Next" w:cs="Avenir Next" w:eastAsia="Avenir Next"/>
                 <w:i/>
                 <w:color w:val="5A5F66"/>
-                <w:sz w:val="17"/>
+                <w:sz w:val="22"/>
                 <w:szCs w:val="17"/>
               </w:rPr>
               <w:t xml:space="preserve">Multiply first, then add 14.</w:t>
@@ -2032,7 +2036,7 @@
           </w:p>
           <w:p>
             <w:pPr>
-              <w:spacing w:before="0" w:after="0" w:line="60" w:lineRule="auto"/>
+              <w:spacing w:before="0" w:after="0" w:line="50" w:lineRule="exact"/>
             </w:pPr>
           </w:p>
           <w:tbl>
@@ -2101,25 +2105,25 @@
                 <w:rFonts w:ascii="Avenir Next" w:hAnsi="Avenir Next" w:cs="Avenir Next" w:eastAsia="Avenir Next"/>
                 <w:b/>
                 <w:color w:val="1A1A1A"/>
+                <w:sz w:val="22"/>
+                <w:szCs w:val="18"/>
+              </w:rPr>
+              <w:t xml:space="preserve">Answer</w:t>
+            </w:r>
+            <w:r>
+              <w:rPr>
+                <w:rFonts w:ascii="Avenir Next" w:hAnsi="Avenir Next" w:cs="Avenir Next" w:eastAsia="Avenir Next"/>
+                <w:color w:val="1A1A1A"/>
                 <w:sz w:val="18"/>
                 <w:szCs w:val="18"/>
               </w:rPr>
-              <w:t xml:space="preserve">Answer</w:t>
-            </w:r>
-            <w:r>
-              <w:rPr>
-                <w:rFonts w:ascii="Avenir Next" w:hAnsi="Avenir Next" w:cs="Avenir Next" w:eastAsia="Avenir Next"/>
-                <w:color w:val="1A1A1A"/>
-                <w:sz w:val="18"/>
-                <w:szCs w:val="18"/>
-              </w:rPr>
               <w:tab/>
             </w:r>
             <w:r>
               <w:rPr>
                 <w:rFonts w:ascii="Avenir Next" w:hAnsi="Avenir Next" w:cs="Avenir Next" w:eastAsia="Avenir Next"/>
                 <w:color w:val="1A1A1A"/>
-                <w:sz w:val="18"/>
+                <w:sz w:val="22"/>
                 <w:szCs w:val="18"/>
               </w:rPr>
               <w:t xml:space="preserve">  dollars</w:t>
@@ -2145,18 +2149,18 @@
                 <w:rFonts w:ascii="Avenir Next" w:hAnsi="Avenir Next" w:cs="Avenir Next" w:eastAsia="Avenir Next"/>
                 <w:b/>
                 <w:color w:val="1A1A1A"/>
+                <w:sz w:val="22"/>
+                <w:szCs w:val="20"/>
+              </w:rPr>
+              <w:t xml:space="preserve">4.</w:t>
+            </w:r>
+            <w:r>
+              <w:rPr>
+                <w:rFonts w:ascii="Avenir Next" w:hAnsi="Avenir Next" w:cs="Avenir Next" w:eastAsia="Avenir Next"/>
+                <w:color w:val="1A1A1A"/>
                 <w:sz w:val="20"/>
                 <w:szCs w:val="20"/>
               </w:rPr>
-              <w:t xml:space="preserve">4.</w:t>
-            </w:r>
-            <w:r>
-              <w:rPr>
-                <w:rFonts w:ascii="Avenir Next" w:hAnsi="Avenir Next" w:cs="Avenir Next" w:eastAsia="Avenir Next"/>
-                <w:color w:val="1A1A1A"/>
-                <w:sz w:val="20"/>
-                <w:szCs w:val="20"/>
-              </w:rPr>
               <w:tab/>
             </w:r>
             <w:r>
@@ -2164,7 +2168,7 @@
                 <w:rFonts w:ascii="Avenir Next" w:hAnsi="Avenir Next" w:cs="Avenir Next" w:eastAsia="Avenir Next"/>
                 <w:b/>
                 <w:color w:val="1A1A1A"/>
-                <w:sz w:val="20"/>
+                <w:sz w:val="22"/>
                 <w:szCs w:val="20"/>
               </w:rPr>
               <w:t xml:space="preserve">Power Inside.  </w:t>
@@ -2173,7 +2177,7 @@
               <w:rPr>
                 <w:rFonts w:ascii="Avenir Next" w:hAnsi="Avenir Next" w:cs="Avenir Next" w:eastAsia="Avenir Next"/>
                 <w:color w:val="1A1A1A"/>
-                <w:sz w:val="20"/>
+                <w:sz w:val="22"/>
                 <w:szCs w:val="20"/>
               </w:rPr>
               <w:t xml:space="preserve">Evaluate 5</w:t>
@@ -2183,7 +2187,7 @@
                 <w:rFonts w:ascii="Avenir Next" w:hAnsi="Avenir Next" w:cs="Avenir Next" w:eastAsia="Avenir Next"/>
                 <w:i/>
                 <w:color w:val="1A1A1A"/>
-                <w:sz w:val="20"/>
+                <w:sz w:val="22"/>
                 <w:szCs w:val="20"/>
               </w:rPr>
               <w:t xml:space="preserve">k</w:t>
@@ -2192,7 +2196,7 @@
               <w:rPr>
                 <w:rFonts w:ascii="Avenir Next" w:hAnsi="Avenir Next" w:cs="Avenir Next" w:eastAsia="Avenir Next"/>
                 <w:color w:val="1A1A1A"/>
-                <w:sz w:val="20"/>
+                <w:sz w:val="22"/>
                 <w:szCs w:val="20"/>
                 <w:vertAlign w:val="superscript"/>
               </w:rPr>
@@ -2202,7 +2206,7 @@
               <w:rPr>
                 <w:rFonts w:ascii="Avenir Next" w:hAnsi="Avenir Next" w:cs="Avenir Next" w:eastAsia="Avenir Next"/>
                 <w:color w:val="1A1A1A"/>
-                <w:sz w:val="20"/>
+                <w:sz w:val="22"/>
                 <w:szCs w:val="20"/>
               </w:rPr>
               <w:t xml:space="preserve"> − 10 when </w:t>
@@ -2212,7 +2216,7 @@
                 <w:rFonts w:ascii="Avenir Next" w:hAnsi="Avenir Next" w:cs="Avenir Next" w:eastAsia="Avenir Next"/>
                 <w:i/>
                 <w:color w:val="1A1A1A"/>
-                <w:sz w:val="20"/>
+                <w:sz w:val="22"/>
                 <w:szCs w:val="20"/>
               </w:rPr>
               <w:t xml:space="preserve">k</w:t>
@@ -2221,7 +2225,7 @@
               <w:rPr>
                 <w:rFonts w:ascii="Avenir Next" w:hAnsi="Avenir Next" w:cs="Avenir Next" w:eastAsia="Avenir Next"/>
                 <w:color w:val="1A1A1A"/>
-                <w:sz w:val="20"/>
+                <w:sz w:val="22"/>
                 <w:szCs w:val="20"/>
               </w:rPr>
               <w:t xml:space="preserve"> = 3.</w:t>
@@ -2238,7 +2242,7 @@
                 <w:rFonts w:ascii="Avenir Next" w:hAnsi="Avenir Next" w:cs="Avenir Next" w:eastAsia="Avenir Next"/>
                 <w:b/>
                 <w:color w:val="003A70"/>
-                <w:sz w:val="17"/>
+                <w:sz w:val="22"/>
                 <w:szCs w:val="17"/>
               </w:rPr>
               <w:t xml:space="preserve">Hint  </w:t>
@@ -2248,7 +2252,7 @@
                 <w:rFonts w:ascii="Avenir Next" w:hAnsi="Avenir Next" w:cs="Avenir Next" w:eastAsia="Avenir Next"/>
                 <w:i/>
                 <w:color w:val="5A5F66"/>
-                <w:sz w:val="17"/>
+                <w:sz w:val="22"/>
                 <w:szCs w:val="17"/>
               </w:rPr>
               <w:t xml:space="preserve">Square 3 before you multiply by 5.</w:t>
@@ -2256,7 +2260,7 @@
           </w:p>
           <w:p>
             <w:pPr>
-              <w:spacing w:before="0" w:after="0" w:line="60" w:lineRule="auto"/>
+              <w:spacing w:before="0" w:after="0" w:line="50" w:lineRule="exact"/>
             </w:pPr>
           </w:p>
           <w:tbl>
@@ -2325,7 +2329,7 @@
                 <w:rFonts w:ascii="Avenir Next" w:hAnsi="Avenir Next" w:cs="Avenir Next" w:eastAsia="Avenir Next"/>
                 <w:b/>
                 <w:color w:val="1A1A1A"/>
-                <w:sz w:val="18"/>
+                <w:sz w:val="22"/>
                 <w:szCs w:val="18"/>
               </w:rPr>
               <w:t xml:space="preserve">Value</w:t>
@@ -2345,12 +2349,12 @@
     </w:tbl>
     <w:p>
       <w:pPr>
-        <w:spacing w:before="0" w:after="0" w:line="20" w:lineRule="exact"/>
+        <w:spacing w:before="0" w:after="0" w:line="50" w:lineRule="exact"/>
       </w:pPr>
     </w:p>
     <w:p>
       <w:pPr>
-        <w:spacing w:before="0" w:after="0" w:line="20" w:lineRule="exact"/>
+        <w:spacing w:before="0" w:after="0" w:line="50" w:lineRule="exact"/>
       </w:pPr>
     </w:p>
     <w:tbl>
@@ -2400,18 +2404,18 @@
                 <w:rFonts w:ascii="Avenir Next" w:hAnsi="Avenir Next" w:cs="Avenir Next" w:eastAsia="Avenir Next"/>
                 <w:b/>
                 <w:color w:val="1A1A1A"/>
+                <w:sz w:val="22"/>
+                <w:szCs w:val="20"/>
+              </w:rPr>
+              <w:t xml:space="preserve">5.</w:t>
+            </w:r>
+            <w:r>
+              <w:rPr>
+                <w:rFonts w:ascii="Avenir Next" w:hAnsi="Avenir Next" w:cs="Avenir Next" w:eastAsia="Avenir Next"/>
+                <w:color w:val="1A1A1A"/>
                 <w:sz w:val="20"/>
                 <w:szCs w:val="20"/>
               </w:rPr>
-              <w:t xml:space="preserve">5.</w:t>
-            </w:r>
-            <w:r>
-              <w:rPr>
-                <w:rFonts w:ascii="Avenir Next" w:hAnsi="Avenir Next" w:cs="Avenir Next" w:eastAsia="Avenir Next"/>
-                <w:color w:val="1A1A1A"/>
-                <w:sz w:val="20"/>
-                <w:szCs w:val="20"/>
-              </w:rPr>
               <w:tab/>
             </w:r>
             <w:r>
@@ -2419,7 +2423,7 @@
                 <w:rFonts w:ascii="Avenir Next" w:hAnsi="Avenir Next" w:cs="Avenir Next" w:eastAsia="Avenir Next"/>
                 <w:b/>
                 <w:color w:val="1A1A1A"/>
-                <w:sz w:val="20"/>
+                <w:sz w:val="22"/>
                 <w:szCs w:val="20"/>
               </w:rPr>
               <w:t xml:space="preserve">Yara’s Work.  </w:t>
@@ -2428,7 +2432,7 @@
               <w:rPr>
                 <w:rFonts w:ascii="Avenir Next" w:hAnsi="Avenir Next" w:cs="Avenir Next" w:eastAsia="Avenir Next"/>
                 <w:color w:val="1A1A1A"/>
-                <w:sz w:val="20"/>
+                <w:sz w:val="22"/>
                 <w:szCs w:val="20"/>
               </w:rPr>
               <w:t xml:space="preserve">Yara evaluated 4 + 2</w:t>
@@ -2438,7 +2442,7 @@
                 <w:rFonts w:ascii="Avenir Next" w:hAnsi="Avenir Next" w:cs="Avenir Next" w:eastAsia="Avenir Next"/>
                 <w:i/>
                 <w:color w:val="1A1A1A"/>
-                <w:sz w:val="20"/>
+                <w:sz w:val="22"/>
                 <w:szCs w:val="20"/>
               </w:rPr>
               <w:t xml:space="preserve">p</w:t>
@@ -2447,7 +2451,7 @@
               <w:rPr>
                 <w:rFonts w:ascii="Avenir Next" w:hAnsi="Avenir Next" w:cs="Avenir Next" w:eastAsia="Avenir Next"/>
                 <w:color w:val="1A1A1A"/>
-                <w:sz w:val="20"/>
+                <w:sz w:val="22"/>
                 <w:szCs w:val="20"/>
               </w:rPr>
               <w:t xml:space="preserve"> when </w:t>
@@ -2457,7 +2461,7 @@
                 <w:rFonts w:ascii="Avenir Next" w:hAnsi="Avenir Next" w:cs="Avenir Next" w:eastAsia="Avenir Next"/>
                 <w:i/>
                 <w:color w:val="1A1A1A"/>
-                <w:sz w:val="20"/>
+                <w:sz w:val="22"/>
                 <w:szCs w:val="20"/>
               </w:rPr>
               <w:t xml:space="preserve">p</w:t>
@@ -2466,7 +2470,7 @@
               <w:rPr>
                 <w:rFonts w:ascii="Avenir Next" w:hAnsi="Avenir Next" w:cs="Avenir Next" w:eastAsia="Avenir Next"/>
                 <w:color w:val="1A1A1A"/>
-                <w:sz w:val="20"/>
+                <w:sz w:val="22"/>
                 <w:szCs w:val="20"/>
               </w:rPr>
               <w:t xml:space="preserve"> = 5 and got 30. Justify or correct her work.</w:t>
@@ -2483,7 +2487,7 @@
                 <w:rFonts w:ascii="Avenir Next" w:hAnsi="Avenir Next" w:cs="Avenir Next" w:eastAsia="Avenir Next"/>
                 <w:b/>
                 <w:color w:val="003A70"/>
-                <w:sz w:val="17"/>
+                <w:sz w:val="22"/>
                 <w:szCs w:val="17"/>
               </w:rPr>
               <w:t xml:space="preserve">Hint  </w:t>
@@ -2493,7 +2497,7 @@
                 <w:rFonts w:ascii="Avenir Next" w:hAnsi="Avenir Next" w:cs="Avenir Next" w:eastAsia="Avenir Next"/>
                 <w:i/>
                 <w:color w:val="5A5F66"/>
-                <w:sz w:val="17"/>
+                <w:sz w:val="22"/>
                 <w:szCs w:val="17"/>
               </w:rPr>
               <w:t xml:space="preserve">After you substitute, which operation comes first?</w:t>
@@ -2501,7 +2505,7 @@
           </w:p>
           <w:p>
             <w:pPr>
-              <w:spacing w:before="0" w:after="0" w:line="60" w:lineRule="auto"/>
+              <w:spacing w:before="0" w:after="0" w:line="50" w:lineRule="exact"/>
             </w:pPr>
           </w:p>
           <w:tbl>
@@ -2570,7 +2574,7 @@
                 <w:rFonts w:ascii="Avenir Next" w:hAnsi="Avenir Next" w:cs="Avenir Next" w:eastAsia="Avenir Next"/>
                 <w:b/>
                 <w:color w:val="1A1A1A"/>
-                <w:sz w:val="18"/>
+                <w:sz w:val="22"/>
                 <w:szCs w:val="18"/>
               </w:rPr>
               <w:t xml:space="preserve">Value</w:t>
@@ -2590,12 +2594,12 @@
     </w:tbl>
     <w:p>
       <w:pPr>
-        <w:spacing w:before="0" w:after="0" w:line="20" w:lineRule="exact"/>
+        <w:spacing w:before="0" w:after="0" w:line="50" w:lineRule="exact"/>
       </w:pPr>
     </w:p>
     <w:p>
       <w:pPr>
-        <w:spacing w:before="0" w:after="0" w:line="20" w:lineRule="exact"/>
+        <w:spacing w:before="0" w:after="0" w:line="50" w:lineRule="exact"/>
       </w:pPr>
     </w:p>
     <w:tbl>
@@ -2645,18 +2649,18 @@
                 <w:rFonts w:ascii="Avenir Next" w:hAnsi="Avenir Next" w:cs="Avenir Next" w:eastAsia="Avenir Next"/>
                 <w:b/>
                 <w:color w:val="1A1A1A"/>
+                <w:sz w:val="22"/>
+                <w:szCs w:val="20"/>
+              </w:rPr>
+              <w:t xml:space="preserve">6.</w:t>
+            </w:r>
+            <w:r>
+              <w:rPr>
+                <w:rFonts w:ascii="Avenir Next" w:hAnsi="Avenir Next" w:cs="Avenir Next" w:eastAsia="Avenir Next"/>
+                <w:color w:val="1A1A1A"/>
                 <w:sz w:val="20"/>
                 <w:szCs w:val="20"/>
               </w:rPr>
-              <w:t xml:space="preserve">6.</w:t>
-            </w:r>
-            <w:r>
-              <w:rPr>
-                <w:rFonts w:ascii="Avenir Next" w:hAnsi="Avenir Next" w:cs="Avenir Next" w:eastAsia="Avenir Next"/>
-                <w:color w:val="1A1A1A"/>
-                <w:sz w:val="20"/>
-                <w:szCs w:val="20"/>
-              </w:rPr>
               <w:tab/>
             </w:r>
             <w:r>
@@ -2664,7 +2668,7 @@
                 <w:rFonts w:ascii="Avenir Next" w:hAnsi="Avenir Next" w:cs="Avenir Next" w:eastAsia="Avenir Next"/>
                 <w:b/>
                 <w:color w:val="1A1A1A"/>
-                <w:sz w:val="20"/>
+                <w:sz w:val="22"/>
                 <w:szCs w:val="20"/>
               </w:rPr>
               <w:t xml:space="preserve">Draining Tank.  </w:t>
@@ -2673,7 +2677,7 @@
               <w:rPr>
                 <w:rFonts w:ascii="Avenir Next" w:hAnsi="Avenir Next" w:cs="Avenir Next" w:eastAsia="Avenir Next"/>
                 <w:color w:val="1A1A1A"/>
-                <w:sz w:val="20"/>
+                <w:sz w:val="22"/>
                 <w:szCs w:val="20"/>
               </w:rPr>
               <w:t xml:space="preserve">The expression 25 − 3</w:t>
@@ -2683,7 +2687,7 @@
                 <w:rFonts w:ascii="Avenir Next" w:hAnsi="Avenir Next" w:cs="Avenir Next" w:eastAsia="Avenir Next"/>
                 <w:i/>
                 <w:color w:val="1A1A1A"/>
-                <w:sz w:val="20"/>
+                <w:sz w:val="22"/>
                 <w:szCs w:val="20"/>
               </w:rPr>
               <w:t xml:space="preserve">d</w:t>
@@ -2692,7 +2696,7 @@
               <w:rPr>
                 <w:rFonts w:ascii="Avenir Next" w:hAnsi="Avenir Next" w:cs="Avenir Next" w:eastAsia="Avenir Next"/>
                 <w:color w:val="1A1A1A"/>
-                <w:sz w:val="20"/>
+                <w:sz w:val="22"/>
                 <w:szCs w:val="20"/>
               </w:rPr>
               <w:t xml:space="preserve"> gives the liters of water left in a tank after </w:t>
@@ -2702,7 +2706,7 @@
                 <w:rFonts w:ascii="Avenir Next" w:hAnsi="Avenir Next" w:cs="Avenir Next" w:eastAsia="Avenir Next"/>
                 <w:i/>
                 <w:color w:val="1A1A1A"/>
-                <w:sz w:val="20"/>
+                <w:sz w:val="22"/>
                 <w:szCs w:val="20"/>
               </w:rPr>
               <w:t xml:space="preserve">d</w:t>
@@ -2711,7 +2715,7 @@
               <w:rPr>
                 <w:rFonts w:ascii="Avenir Next" w:hAnsi="Avenir Next" w:cs="Avenir Next" w:eastAsia="Avenir Next"/>
                 <w:color w:val="1A1A1A"/>
-                <w:sz w:val="20"/>
+                <w:sz w:val="22"/>
                 <w:szCs w:val="20"/>
               </w:rPr>
               <w:t xml:space="preserve"> days.</w:t>
@@ -2728,7 +2732,7 @@
                 <w:rFonts w:ascii="Avenir Next" w:hAnsi="Avenir Next" w:cs="Avenir Next" w:eastAsia="Avenir Next"/>
                 <w:b/>
                 <w:color w:val="003A70"/>
-                <w:sz w:val="17"/>
+                <w:sz w:val="22"/>
                 <w:szCs w:val="17"/>
               </w:rPr>
               <w:t xml:space="preserve">Hint  </w:t>
@@ -2738,7 +2742,7 @@
                 <w:rFonts w:ascii="Avenir Next" w:hAnsi="Avenir Next" w:cs="Avenir Next" w:eastAsia="Avenir Next"/>
                 <w:i/>
                 <w:color w:val="5A5F66"/>
-                <w:sz w:val="17"/>
+                <w:sz w:val="22"/>
                 <w:szCs w:val="17"/>
               </w:rPr>
               <w:t xml:space="preserve">Substitute each value on its own.</w:t>
@@ -2758,10 +2762,47 @@
                 <w:rFonts w:ascii="Avenir Next" w:hAnsi="Avenir Next" w:cs="Avenir Next" w:eastAsia="Avenir Next"/>
                 <w:b/>
                 <w:color w:val="003A70"/>
+                <w:sz w:val="22"/>
+                <w:szCs w:val="20"/>
+              </w:rPr>
+              <w:t xml:space="preserve">a.</w:t>
+            </w:r>
+            <w:r>
+              <w:rPr>
+                <w:rFonts w:ascii="Avenir Next" w:hAnsi="Avenir Next" w:cs="Avenir Next" w:eastAsia="Avenir Next"/>
+                <w:color w:val="1A1A1A"/>
                 <w:sz w:val="20"/>
                 <w:szCs w:val="20"/>
               </w:rPr>
-              <w:t xml:space="preserve">a.</w:t>
+              <w:tab/>
+            </w:r>
+            <w:r>
+              <w:rPr>
+                <w:rFonts w:ascii="Avenir Next" w:hAnsi="Avenir Next" w:cs="Avenir Next" w:eastAsia="Avenir Next"/>
+                <w:color w:val="1A1A1A"/>
+                <w:sz w:val="22"/>
+                <w:szCs w:val="20"/>
+              </w:rPr>
+              <w:t xml:space="preserve">Liters left when </w:t>
+            </w:r>
+            <w:r>
+              <w:rPr>
+                <w:rFonts w:ascii="Avenir Next" w:hAnsi="Avenir Next" w:cs="Avenir Next" w:eastAsia="Avenir Next"/>
+                <w:i/>
+                <w:color w:val="1A1A1A"/>
+                <w:sz w:val="22"/>
+                <w:szCs w:val="20"/>
+              </w:rPr>
+              <w:t xml:space="preserve">d</w:t>
+            </w:r>
+            <w:r>
+              <w:rPr>
+                <w:rFonts w:ascii="Avenir Next" w:hAnsi="Avenir Next" w:cs="Avenir Next" w:eastAsia="Avenir Next"/>
+                <w:color w:val="1A1A1A"/>
+                <w:sz w:val="22"/>
+                <w:szCs w:val="20"/>
+              </w:rPr>
+              <w:t xml:space="preserve"> = 2:</w:t>
             </w:r>
             <w:r>
               <w:rPr>
@@ -2770,7 +2811,7 @@
                 <w:sz w:val="20"/>
                 <w:szCs w:val="20"/>
               </w:rPr>
-              <w:tab/>
+              <w:t xml:space="preserve">  </w:t>
             </w:r>
             <w:r>
               <w:rPr>
@@ -2778,43 +2819,6 @@
                 <w:color w:val="1A1A1A"/>
                 <w:sz w:val="20"/>
                 <w:szCs w:val="20"/>
-              </w:rPr>
-              <w:t xml:space="preserve">Liters left when </w:t>
-            </w:r>
-            <w:r>
-              <w:rPr>
-                <w:rFonts w:ascii="Avenir Next" w:hAnsi="Avenir Next" w:cs="Avenir Next" w:eastAsia="Avenir Next"/>
-                <w:i/>
-                <w:color w:val="1A1A1A"/>
-                <w:sz w:val="20"/>
-                <w:szCs w:val="20"/>
-              </w:rPr>
-              <w:t xml:space="preserve">d</w:t>
-            </w:r>
-            <w:r>
-              <w:rPr>
-                <w:rFonts w:ascii="Avenir Next" w:hAnsi="Avenir Next" w:cs="Avenir Next" w:eastAsia="Avenir Next"/>
-                <w:color w:val="1A1A1A"/>
-                <w:sz w:val="20"/>
-                <w:szCs w:val="20"/>
-              </w:rPr>
-              <w:t xml:space="preserve"> = 2:</w:t>
-            </w:r>
-            <w:r>
-              <w:rPr>
-                <w:rFonts w:ascii="Avenir Next" w:hAnsi="Avenir Next" w:cs="Avenir Next" w:eastAsia="Avenir Next"/>
-                <w:color w:val="1A1A1A"/>
-                <w:sz w:val="20"/>
-                <w:szCs w:val="20"/>
-              </w:rPr>
-              <w:t xml:space="preserve">  </w:t>
-            </w:r>
-            <w:r>
-              <w:rPr>
-                <w:rFonts w:ascii="Avenir Next" w:hAnsi="Avenir Next" w:cs="Avenir Next" w:eastAsia="Avenir Next"/>
-                <w:color w:val="1A1A1A"/>
-                <w:sz w:val="20"/>
-                <w:szCs w:val="20"/>
                 <w:u w:val="single"/>
               </w:rPr>
               <w:t xml:space="preserve">                </w:t>
@@ -2823,7 +2827,7 @@
               <w:rPr>
                 <w:rFonts w:ascii="Avenir Next" w:hAnsi="Avenir Next" w:cs="Avenir Next" w:eastAsia="Avenir Next"/>
                 <w:color w:val="1A1A1A"/>
-                <w:sz w:val="20"/>
+                <w:sz w:val="22"/>
                 <w:szCs w:val="20"/>
               </w:rPr>
               <w:t xml:space="preserve"> L</w:t>
@@ -2843,10 +2847,47 @@
                 <w:rFonts w:ascii="Avenir Next" w:hAnsi="Avenir Next" w:cs="Avenir Next" w:eastAsia="Avenir Next"/>
                 <w:b/>
                 <w:color w:val="003A70"/>
+                <w:sz w:val="22"/>
+                <w:szCs w:val="20"/>
+              </w:rPr>
+              <w:t xml:space="preserve">b.</w:t>
+            </w:r>
+            <w:r>
+              <w:rPr>
+                <w:rFonts w:ascii="Avenir Next" w:hAnsi="Avenir Next" w:cs="Avenir Next" w:eastAsia="Avenir Next"/>
+                <w:color w:val="1A1A1A"/>
                 <w:sz w:val="20"/>
                 <w:szCs w:val="20"/>
               </w:rPr>
-              <w:t xml:space="preserve">b.</w:t>
+              <w:tab/>
+            </w:r>
+            <w:r>
+              <w:rPr>
+                <w:rFonts w:ascii="Avenir Next" w:hAnsi="Avenir Next" w:cs="Avenir Next" w:eastAsia="Avenir Next"/>
+                <w:color w:val="1A1A1A"/>
+                <w:sz w:val="22"/>
+                <w:szCs w:val="20"/>
+              </w:rPr>
+              <w:t xml:space="preserve">Liters left when </w:t>
+            </w:r>
+            <w:r>
+              <w:rPr>
+                <w:rFonts w:ascii="Avenir Next" w:hAnsi="Avenir Next" w:cs="Avenir Next" w:eastAsia="Avenir Next"/>
+                <w:i/>
+                <w:color w:val="1A1A1A"/>
+                <w:sz w:val="22"/>
+                <w:szCs w:val="20"/>
+              </w:rPr>
+              <w:t xml:space="preserve">d</w:t>
+            </w:r>
+            <w:r>
+              <w:rPr>
+                <w:rFonts w:ascii="Avenir Next" w:hAnsi="Avenir Next" w:cs="Avenir Next" w:eastAsia="Avenir Next"/>
+                <w:color w:val="1A1A1A"/>
+                <w:sz w:val="22"/>
+                <w:szCs w:val="20"/>
+              </w:rPr>
+              <w:t xml:space="preserve"> = 8:</w:t>
             </w:r>
             <w:r>
               <w:rPr>
@@ -2855,7 +2896,7 @@
                 <w:sz w:val="20"/>
                 <w:szCs w:val="20"/>
               </w:rPr>
-              <w:tab/>
+              <w:t xml:space="preserve">  </w:t>
             </w:r>
             <w:r>
               <w:rPr>
@@ -2863,43 +2904,6 @@
                 <w:color w:val="1A1A1A"/>
                 <w:sz w:val="20"/>
                 <w:szCs w:val="20"/>
-              </w:rPr>
-              <w:t xml:space="preserve">Liters left when </w:t>
-            </w:r>
-            <w:r>
-              <w:rPr>
-                <w:rFonts w:ascii="Avenir Next" w:hAnsi="Avenir Next" w:cs="Avenir Next" w:eastAsia="Avenir Next"/>
-                <w:i/>
-                <w:color w:val="1A1A1A"/>
-                <w:sz w:val="20"/>
-                <w:szCs w:val="20"/>
-              </w:rPr>
-              <w:t xml:space="preserve">d</w:t>
-            </w:r>
-            <w:r>
-              <w:rPr>
-                <w:rFonts w:ascii="Avenir Next" w:hAnsi="Avenir Next" w:cs="Avenir Next" w:eastAsia="Avenir Next"/>
-                <w:color w:val="1A1A1A"/>
-                <w:sz w:val="20"/>
-                <w:szCs w:val="20"/>
-              </w:rPr>
-              <w:t xml:space="preserve"> = 8:</w:t>
-            </w:r>
-            <w:r>
-              <w:rPr>
-                <w:rFonts w:ascii="Avenir Next" w:hAnsi="Avenir Next" w:cs="Avenir Next" w:eastAsia="Avenir Next"/>
-                <w:color w:val="1A1A1A"/>
-                <w:sz w:val="20"/>
-                <w:szCs w:val="20"/>
-              </w:rPr>
-              <w:t xml:space="preserve">  </w:t>
-            </w:r>
-            <w:r>
-              <w:rPr>
-                <w:rFonts w:ascii="Avenir Next" w:hAnsi="Avenir Next" w:cs="Avenir Next" w:eastAsia="Avenir Next"/>
-                <w:color w:val="1A1A1A"/>
-                <w:sz w:val="20"/>
-                <w:szCs w:val="20"/>
                 <w:u w:val="single"/>
               </w:rPr>
               <w:t xml:space="preserve">                </w:t>
@@ -2908,7 +2912,7 @@
               <w:rPr>
                 <w:rFonts w:ascii="Avenir Next" w:hAnsi="Avenir Next" w:cs="Avenir Next" w:eastAsia="Avenir Next"/>
                 <w:color w:val="1A1A1A"/>
-                <w:sz w:val="20"/>
+                <w:sz w:val="22"/>
                 <w:szCs w:val="20"/>
               </w:rPr>
               <w:t xml:space="preserve"> L</w:t>
@@ -2928,10 +2932,47 @@
                 <w:rFonts w:ascii="Avenir Next" w:hAnsi="Avenir Next" w:cs="Avenir Next" w:eastAsia="Avenir Next"/>
                 <w:b/>
                 <w:color w:val="003A70"/>
+                <w:sz w:val="22"/>
+                <w:szCs w:val="20"/>
+              </w:rPr>
+              <w:t xml:space="preserve">c.</w:t>
+            </w:r>
+            <w:r>
+              <w:rPr>
+                <w:rFonts w:ascii="Avenir Next" w:hAnsi="Avenir Next" w:cs="Avenir Next" w:eastAsia="Avenir Next"/>
+                <w:color w:val="1A1A1A"/>
                 <w:sz w:val="20"/>
                 <w:szCs w:val="20"/>
               </w:rPr>
-              <w:t xml:space="preserve">c.</w:t>
+              <w:tab/>
+            </w:r>
+            <w:r>
+              <w:rPr>
+                <w:rFonts w:ascii="Avenir Next" w:hAnsi="Avenir Next" w:cs="Avenir Next" w:eastAsia="Avenir Next"/>
+                <w:color w:val="1A1A1A"/>
+                <w:sz w:val="22"/>
+                <w:szCs w:val="20"/>
+              </w:rPr>
+              <w:t xml:space="preserve">What happens as </w:t>
+            </w:r>
+            <w:r>
+              <w:rPr>
+                <w:rFonts w:ascii="Avenir Next" w:hAnsi="Avenir Next" w:cs="Avenir Next" w:eastAsia="Avenir Next"/>
+                <w:i/>
+                <w:color w:val="1A1A1A"/>
+                <w:sz w:val="22"/>
+                <w:szCs w:val="20"/>
+              </w:rPr>
+              <w:t xml:space="preserve">d</w:t>
+            </w:r>
+            <w:r>
+              <w:rPr>
+                <w:rFonts w:ascii="Avenir Next" w:hAnsi="Avenir Next" w:cs="Avenir Next" w:eastAsia="Avenir Next"/>
+                <w:color w:val="1A1A1A"/>
+                <w:sz w:val="22"/>
+                <w:szCs w:val="20"/>
+              </w:rPr>
+              <w:t xml:space="preserve"> grows?</w:t>
             </w:r>
             <w:r>
               <w:rPr>
@@ -2940,7 +2981,7 @@
                 <w:sz w:val="20"/>
                 <w:szCs w:val="20"/>
               </w:rPr>
-              <w:tab/>
+              <w:t xml:space="preserve">  </w:t>
             </w:r>
             <w:r>
               <w:rPr>
@@ -2948,43 +2989,6 @@
                 <w:color w:val="1A1A1A"/>
                 <w:sz w:val="20"/>
                 <w:szCs w:val="20"/>
-              </w:rPr>
-              <w:t xml:space="preserve">What happens as </w:t>
-            </w:r>
-            <w:r>
-              <w:rPr>
-                <w:rFonts w:ascii="Avenir Next" w:hAnsi="Avenir Next" w:cs="Avenir Next" w:eastAsia="Avenir Next"/>
-                <w:i/>
-                <w:color w:val="1A1A1A"/>
-                <w:sz w:val="20"/>
-                <w:szCs w:val="20"/>
-              </w:rPr>
-              <w:t xml:space="preserve">d</w:t>
-            </w:r>
-            <w:r>
-              <w:rPr>
-                <w:rFonts w:ascii="Avenir Next" w:hAnsi="Avenir Next" w:cs="Avenir Next" w:eastAsia="Avenir Next"/>
-                <w:color w:val="1A1A1A"/>
-                <w:sz w:val="20"/>
-                <w:szCs w:val="20"/>
-              </w:rPr>
-              <w:t xml:space="preserve"> grows?</w:t>
-            </w:r>
-            <w:r>
-              <w:rPr>
-                <w:rFonts w:ascii="Avenir Next" w:hAnsi="Avenir Next" w:cs="Avenir Next" w:eastAsia="Avenir Next"/>
-                <w:color w:val="1A1A1A"/>
-                <w:sz w:val="20"/>
-                <w:szCs w:val="20"/>
-              </w:rPr>
-              <w:t xml:space="preserve">  </w:t>
-            </w:r>
-            <w:r>
-              <w:rPr>
-                <w:rFonts w:ascii="Avenir Next" w:hAnsi="Avenir Next" w:cs="Avenir Next" w:eastAsia="Avenir Next"/>
-                <w:color w:val="1A1A1A"/>
-                <w:sz w:val="20"/>
-                <w:szCs w:val="20"/>
                 <w:u w:val="single"/>
               </w:rPr>
               <w:t xml:space="preserve">                      </w:t>
@@ -2992,7 +2996,7 @@
           </w:p>
           <w:p>
             <w:pPr>
-              <w:spacing w:before="0" w:after="0" w:line="60" w:lineRule="auto"/>
+              <w:spacing w:before="0" w:after="0" w:line="50" w:lineRule="exact"/>
             </w:pPr>
           </w:p>
           <w:tbl>
@@ -3050,7 +3054,7 @@
           </w:tbl>
           <w:p>
             <w:pPr>
-              <w:spacing w:before="0" w:after="0" w:line="24" w:lineRule="auto"/>
+              <w:spacing w:before="0" w:after="0" w:line="50" w:lineRule="exact"/>
             </w:pPr>
           </w:p>
         </w:tc>
@@ -3058,12 +3062,12 @@
     </w:tbl>
     <w:p>
       <w:pPr>
-        <w:spacing w:before="0" w:after="0" w:line="20" w:lineRule="exact"/>
+        <w:spacing w:before="0" w:after="0" w:line="50" w:lineRule="exact"/>
       </w:pPr>
     </w:p>
     <w:p>
       <w:pPr>
-        <w:spacing w:before="0" w:after="0" w:line="20" w:lineRule="exact"/>
+        <w:spacing w:before="0" w:after="0" w:line="50" w:lineRule="exact"/>
       </w:pPr>
     </w:p>
     <w:tbl>
@@ -3113,18 +3117,18 @@
                 <w:rFonts w:ascii="Avenir Next" w:hAnsi="Avenir Next" w:cs="Avenir Next" w:eastAsia="Avenir Next"/>
                 <w:b/>
                 <w:color w:val="1A1A1A"/>
+                <w:sz w:val="22"/>
+                <w:szCs w:val="20"/>
+              </w:rPr>
+              <w:t xml:space="preserve">7.</w:t>
+            </w:r>
+            <w:r>
+              <w:rPr>
+                <w:rFonts w:ascii="Avenir Next" w:hAnsi="Avenir Next" w:cs="Avenir Next" w:eastAsia="Avenir Next"/>
+                <w:color w:val="1A1A1A"/>
                 <w:sz w:val="20"/>
                 <w:szCs w:val="20"/>
               </w:rPr>
-              <w:t xml:space="preserve">7.</w:t>
-            </w:r>
-            <w:r>
-              <w:rPr>
-                <w:rFonts w:ascii="Avenir Next" w:hAnsi="Avenir Next" w:cs="Avenir Next" w:eastAsia="Avenir Next"/>
-                <w:color w:val="1A1A1A"/>
-                <w:sz w:val="20"/>
-                <w:szCs w:val="20"/>
-              </w:rPr>
               <w:tab/>
             </w:r>
             <w:r>
@@ -3132,7 +3136,7 @@
                 <w:rFonts w:ascii="Avenir Next" w:hAnsi="Avenir Next" w:cs="Avenir Next" w:eastAsia="Avenir Next"/>
                 <w:b/>
                 <w:color w:val="1A1A1A"/>
-                <w:sz w:val="20"/>
+                <w:sz w:val="22"/>
                 <w:szCs w:val="20"/>
               </w:rPr>
               <w:t xml:space="preserve">Team Points.  </w:t>
@@ -3141,7 +3145,7 @@
               <w:rPr>
                 <w:rFonts w:ascii="Avenir Next" w:hAnsi="Avenir Next" w:cs="Avenir Next" w:eastAsia="Avenir Next"/>
                 <w:color w:val="1A1A1A"/>
-                <w:sz w:val="20"/>
+                <w:sz w:val="22"/>
                 <w:szCs w:val="20"/>
               </w:rPr>
               <w:t xml:space="preserve">A league uses 3</w:t>
@@ -3151,7 +3155,7 @@
                 <w:rFonts w:ascii="Avenir Next" w:hAnsi="Avenir Next" w:cs="Avenir Next" w:eastAsia="Avenir Next"/>
                 <w:i/>
                 <w:color w:val="1A1A1A"/>
-                <w:sz w:val="20"/>
+                <w:sz w:val="22"/>
                 <w:szCs w:val="20"/>
               </w:rPr>
               <w:t xml:space="preserve">w</w:t>
@@ -3160,7 +3164,7 @@
               <w:rPr>
                 <w:rFonts w:ascii="Avenir Next" w:hAnsi="Avenir Next" w:cs="Avenir Next" w:eastAsia="Avenir Next"/>
                 <w:color w:val="1A1A1A"/>
-                <w:sz w:val="20"/>
+                <w:sz w:val="22"/>
                 <w:szCs w:val="20"/>
               </w:rPr>
               <w:t xml:space="preserve"> + 2</w:t>
@@ -3170,7 +3174,7 @@
                 <w:rFonts w:ascii="Avenir Next" w:hAnsi="Avenir Next" w:cs="Avenir Next" w:eastAsia="Avenir Next"/>
                 <w:i/>
                 <w:color w:val="1A1A1A"/>
-                <w:sz w:val="20"/>
+                <w:sz w:val="22"/>
                 <w:szCs w:val="20"/>
               </w:rPr>
               <w:t xml:space="preserve">t</w:t>
@@ -3179,7 +3183,7 @@
               <w:rPr>
                 <w:rFonts w:ascii="Avenir Next" w:hAnsi="Avenir Next" w:cs="Avenir Next" w:eastAsia="Avenir Next"/>
                 <w:color w:val="1A1A1A"/>
-                <w:sz w:val="20"/>
+                <w:sz w:val="22"/>
                 <w:szCs w:val="20"/>
               </w:rPr>
               <w:t xml:space="preserve"> for points, where </w:t>
@@ -3189,7 +3193,7 @@
                 <w:rFonts w:ascii="Avenir Next" w:hAnsi="Avenir Next" w:cs="Avenir Next" w:eastAsia="Avenir Next"/>
                 <w:i/>
                 <w:color w:val="1A1A1A"/>
-                <w:sz w:val="20"/>
+                <w:sz w:val="22"/>
                 <w:szCs w:val="20"/>
               </w:rPr>
               <w:t xml:space="preserve">w</w:t>
@@ -3198,7 +3202,7 @@
               <w:rPr>
                 <w:rFonts w:ascii="Avenir Next" w:hAnsi="Avenir Next" w:cs="Avenir Next" w:eastAsia="Avenir Next"/>
                 <w:color w:val="1A1A1A"/>
-                <w:sz w:val="20"/>
+                <w:sz w:val="22"/>
                 <w:szCs w:val="20"/>
               </w:rPr>
               <w:t xml:space="preserve"> is wins and </w:t>
@@ -3208,7 +3212,7 @@
                 <w:rFonts w:ascii="Avenir Next" w:hAnsi="Avenir Next" w:cs="Avenir Next" w:eastAsia="Avenir Next"/>
                 <w:i/>
                 <w:color w:val="1A1A1A"/>
-                <w:sz w:val="20"/>
+                <w:sz w:val="22"/>
                 <w:szCs w:val="20"/>
               </w:rPr>
               <w:t xml:space="preserve">t</w:t>
@@ -3217,7 +3221,7 @@
               <w:rPr>
                 <w:rFonts w:ascii="Avenir Next" w:hAnsi="Avenir Next" w:cs="Avenir Next" w:eastAsia="Avenir Next"/>
                 <w:color w:val="1A1A1A"/>
-                <w:sz w:val="20"/>
+                <w:sz w:val="22"/>
                 <w:szCs w:val="20"/>
               </w:rPr>
               <w:t xml:space="preserve"> is ties.</w:t>
@@ -3234,7 +3238,7 @@
                 <w:rFonts w:ascii="Avenir Next" w:hAnsi="Avenir Next" w:cs="Avenir Next" w:eastAsia="Avenir Next"/>
                 <w:b/>
                 <w:color w:val="003A70"/>
-                <w:sz w:val="17"/>
+                <w:sz w:val="22"/>
                 <w:szCs w:val="17"/>
               </w:rPr>
               <w:t xml:space="preserve">Hint  </w:t>
@@ -3244,7 +3248,7 @@
                 <w:rFonts w:ascii="Avenir Next" w:hAnsi="Avenir Next" w:cs="Avenir Next" w:eastAsia="Avenir Next"/>
                 <w:i/>
                 <w:color w:val="5A5F66"/>
-                <w:sz w:val="17"/>
+                <w:sz w:val="22"/>
                 <w:szCs w:val="17"/>
               </w:rPr>
               <w:t xml:space="preserve">Substitute both values, then add the products.</w:t>
@@ -3264,10 +3268,28 @@
                 <w:rFonts w:ascii="Avenir Next" w:hAnsi="Avenir Next" w:cs="Avenir Next" w:eastAsia="Avenir Next"/>
                 <w:b/>
                 <w:color w:val="003A70"/>
+                <w:sz w:val="22"/>
+                <w:szCs w:val="20"/>
+              </w:rPr>
+              <w:t xml:space="preserve">a.</w:t>
+            </w:r>
+            <w:r>
+              <w:rPr>
+                <w:rFonts w:ascii="Avenir Next" w:hAnsi="Avenir Next" w:cs="Avenir Next" w:eastAsia="Avenir Next"/>
+                <w:color w:val="1A1A1A"/>
                 <w:sz w:val="20"/>
                 <w:szCs w:val="20"/>
               </w:rPr>
-              <w:t xml:space="preserve">a.</w:t>
+              <w:tab/>
+            </w:r>
+            <w:r>
+              <w:rPr>
+                <w:rFonts w:ascii="Avenir Next" w:hAnsi="Avenir Next" w:cs="Avenir Next" w:eastAsia="Avenir Next"/>
+                <w:color w:val="1A1A1A"/>
+                <w:sz w:val="22"/>
+                <w:szCs w:val="20"/>
+              </w:rPr>
+              <w:t xml:space="preserve">Points for 5 wins and 4 ties:</w:t>
             </w:r>
             <w:r>
               <w:rPr>
@@ -3276,7 +3298,7 @@
                 <w:sz w:val="20"/>
                 <w:szCs w:val="20"/>
               </w:rPr>
-              <w:tab/>
+              <w:t xml:space="preserve">  </w:t>
             </w:r>
             <w:r>
               <w:rPr>
@@ -3284,24 +3306,6 @@
                 <w:color w:val="1A1A1A"/>
                 <w:sz w:val="20"/>
                 <w:szCs w:val="20"/>
-              </w:rPr>
-              <w:t xml:space="preserve">Points for 5 wins and 4 ties:</w:t>
-            </w:r>
-            <w:r>
-              <w:rPr>
-                <w:rFonts w:ascii="Avenir Next" w:hAnsi="Avenir Next" w:cs="Avenir Next" w:eastAsia="Avenir Next"/>
-                <w:color w:val="1A1A1A"/>
-                <w:sz w:val="20"/>
-                <w:szCs w:val="20"/>
-              </w:rPr>
-              <w:t xml:space="preserve">  </w:t>
-            </w:r>
-            <w:r>
-              <w:rPr>
-                <w:rFonts w:ascii="Avenir Next" w:hAnsi="Avenir Next" w:cs="Avenir Next" w:eastAsia="Avenir Next"/>
-                <w:color w:val="1A1A1A"/>
-                <w:sz w:val="20"/>
-                <w:szCs w:val="20"/>
                 <w:u w:val="single"/>
               </w:rPr>
               <w:t xml:space="preserve">                </w:t>
@@ -3310,7 +3314,7 @@
               <w:rPr>
                 <w:rFonts w:ascii="Avenir Next" w:hAnsi="Avenir Next" w:cs="Avenir Next" w:eastAsia="Avenir Next"/>
                 <w:color w:val="1A1A1A"/>
-                <w:sz w:val="20"/>
+                <w:sz w:val="22"/>
                 <w:szCs w:val="20"/>
               </w:rPr>
               <w:t xml:space="preserve"> points</w:t>
@@ -3330,10 +3334,28 @@
                 <w:rFonts w:ascii="Avenir Next" w:hAnsi="Avenir Next" w:cs="Avenir Next" w:eastAsia="Avenir Next"/>
                 <w:b/>
                 <w:color w:val="003A70"/>
+                <w:sz w:val="22"/>
+                <w:szCs w:val="20"/>
+              </w:rPr>
+              <w:t xml:space="preserve">b.</w:t>
+            </w:r>
+            <w:r>
+              <w:rPr>
+                <w:rFonts w:ascii="Avenir Next" w:hAnsi="Avenir Next" w:cs="Avenir Next" w:eastAsia="Avenir Next"/>
+                <w:color w:val="1A1A1A"/>
                 <w:sz w:val="20"/>
                 <w:szCs w:val="20"/>
               </w:rPr>
-              <w:t xml:space="preserve">b.</w:t>
+              <w:tab/>
+            </w:r>
+            <w:r>
+              <w:rPr>
+                <w:rFonts w:ascii="Avenir Next" w:hAnsi="Avenir Next" w:cs="Avenir Next" w:eastAsia="Avenir Next"/>
+                <w:color w:val="1A1A1A"/>
+                <w:sz w:val="22"/>
+                <w:szCs w:val="20"/>
+              </w:rPr>
+              <w:t xml:space="preserve">Points for 8 wins and 0 ties:</w:t>
             </w:r>
             <w:r>
               <w:rPr>
@@ -3342,7 +3364,7 @@
                 <w:sz w:val="20"/>
                 <w:szCs w:val="20"/>
               </w:rPr>
-              <w:tab/>
+              <w:t xml:space="preserve">  </w:t>
             </w:r>
             <w:r>
               <w:rPr>
@@ -3350,24 +3372,6 @@
                 <w:color w:val="1A1A1A"/>
                 <w:sz w:val="20"/>
                 <w:szCs w:val="20"/>
-              </w:rPr>
-              <w:t xml:space="preserve">Points for 8 wins and 0 ties:</w:t>
-            </w:r>
-            <w:r>
-              <w:rPr>
-                <w:rFonts w:ascii="Avenir Next" w:hAnsi="Avenir Next" w:cs="Avenir Next" w:eastAsia="Avenir Next"/>
-                <w:color w:val="1A1A1A"/>
-                <w:sz w:val="20"/>
-                <w:szCs w:val="20"/>
-              </w:rPr>
-              <w:t xml:space="preserve">  </w:t>
-            </w:r>
-            <w:r>
-              <w:rPr>
-                <w:rFonts w:ascii="Avenir Next" w:hAnsi="Avenir Next" w:cs="Avenir Next" w:eastAsia="Avenir Next"/>
-                <w:color w:val="1A1A1A"/>
-                <w:sz w:val="20"/>
-                <w:szCs w:val="20"/>
                 <w:u w:val="single"/>
               </w:rPr>
               <w:t xml:space="preserve">                </w:t>
@@ -3376,7 +3380,7 @@
               <w:rPr>
                 <w:rFonts w:ascii="Avenir Next" w:hAnsi="Avenir Next" w:cs="Avenir Next" w:eastAsia="Avenir Next"/>
                 <w:color w:val="1A1A1A"/>
-                <w:sz w:val="20"/>
+                <w:sz w:val="22"/>
                 <w:szCs w:val="20"/>
               </w:rPr>
               <w:t xml:space="preserve"> points</w:t>
@@ -3384,7 +3388,7 @@
           </w:p>
           <w:p>
             <w:pPr>
-              <w:spacing w:before="0" w:after="0" w:line="60" w:lineRule="auto"/>
+              <w:spacing w:before="0" w:after="0" w:line="50" w:lineRule="exact"/>
             </w:pPr>
           </w:p>
           <w:tbl>
@@ -3442,7 +3446,7 @@
           </w:tbl>
           <w:p>
             <w:pPr>
-              <w:spacing w:before="0" w:after="0" w:line="24" w:lineRule="auto"/>
+              <w:spacing w:before="0" w:after="0" w:line="50" w:lineRule="exact"/>
             </w:pPr>
           </w:p>
         </w:tc>
@@ -3450,12 +3454,12 @@
     </w:tbl>
     <w:p>
       <w:pPr>
-        <w:spacing w:before="0" w:after="0" w:line="20" w:lineRule="exact"/>
+        <w:spacing w:before="0" w:after="0" w:line="50" w:lineRule="exact"/>
       </w:pPr>
     </w:p>
     <w:p>
       <w:pPr>
-        <w:spacing w:before="0" w:after="0" w:line="20" w:lineRule="exact"/>
+        <w:spacing w:before="0" w:after="0" w:line="50" w:lineRule="exact"/>
       </w:pPr>
     </w:p>
     <w:tbl>
@@ -3505,18 +3509,18 @@
                 <w:rFonts w:ascii="Avenir Next" w:hAnsi="Avenir Next" w:cs="Avenir Next" w:eastAsia="Avenir Next"/>
                 <w:b/>
                 <w:color w:val="1A1A1A"/>
+                <w:sz w:val="22"/>
+                <w:szCs w:val="20"/>
+              </w:rPr>
+              <w:t xml:space="preserve">8.</w:t>
+            </w:r>
+            <w:r>
+              <w:rPr>
+                <w:rFonts w:ascii="Avenir Next" w:hAnsi="Avenir Next" w:cs="Avenir Next" w:eastAsia="Avenir Next"/>
+                <w:color w:val="1A1A1A"/>
                 <w:sz w:val="20"/>
                 <w:szCs w:val="20"/>
               </w:rPr>
-              <w:t xml:space="preserve">8.</w:t>
-            </w:r>
-            <w:r>
-              <w:rPr>
-                <w:rFonts w:ascii="Avenir Next" w:hAnsi="Avenir Next" w:cs="Avenir Next" w:eastAsia="Avenir Next"/>
-                <w:color w:val="1A1A1A"/>
-                <w:sz w:val="20"/>
-                <w:szCs w:val="20"/>
-              </w:rPr>
               <w:tab/>
             </w:r>
             <w:r>
@@ -3524,7 +3528,7 @@
                 <w:rFonts w:ascii="Avenir Next" w:hAnsi="Avenir Next" w:cs="Avenir Next" w:eastAsia="Avenir Next"/>
                 <w:b/>
                 <w:color w:val="1A1A1A"/>
-                <w:sz w:val="20"/>
+                <w:sz w:val="22"/>
                 <w:szCs w:val="20"/>
               </w:rPr>
               <w:t xml:space="preserve">Phone Plan.  </w:t>
@@ -3533,7 +3537,7 @@
               <w:rPr>
                 <w:rFonts w:ascii="Avenir Next" w:hAnsi="Avenir Next" w:cs="Avenir Next" w:eastAsia="Avenir Next"/>
                 <w:color w:val="1A1A1A"/>
-                <w:sz w:val="20"/>
+                <w:sz w:val="22"/>
                 <w:szCs w:val="20"/>
               </w:rPr>
               <w:t xml:space="preserve">A plan costs 12</w:t>
@@ -3543,7 +3547,7 @@
                 <w:rFonts w:ascii="Avenir Next" w:hAnsi="Avenir Next" w:cs="Avenir Next" w:eastAsia="Avenir Next"/>
                 <w:i/>
                 <w:color w:val="1A1A1A"/>
-                <w:sz w:val="20"/>
+                <w:sz w:val="22"/>
                 <w:szCs w:val="20"/>
               </w:rPr>
               <w:t xml:space="preserve">g</w:t>
@@ -3552,7 +3556,7 @@
               <w:rPr>
                 <w:rFonts w:ascii="Avenir Next" w:hAnsi="Avenir Next" w:cs="Avenir Next" w:eastAsia="Avenir Next"/>
                 <w:color w:val="1A1A1A"/>
-                <w:sz w:val="20"/>
+                <w:sz w:val="22"/>
                 <w:szCs w:val="20"/>
               </w:rPr>
               <w:t xml:space="preserve"> + 20 dollars, where </w:t>
@@ -3562,7 +3566,7 @@
                 <w:rFonts w:ascii="Avenir Next" w:hAnsi="Avenir Next" w:cs="Avenir Next" w:eastAsia="Avenir Next"/>
                 <w:i/>
                 <w:color w:val="1A1A1A"/>
-                <w:sz w:val="20"/>
+                <w:sz w:val="22"/>
                 <w:szCs w:val="20"/>
               </w:rPr>
               <w:t xml:space="preserve">g</w:t>
@@ -3571,7 +3575,7 @@
               <w:rPr>
                 <w:rFonts w:ascii="Avenir Next" w:hAnsi="Avenir Next" w:cs="Avenir Next" w:eastAsia="Avenir Next"/>
                 <w:color w:val="1A1A1A"/>
-                <w:sz w:val="20"/>
+                <w:sz w:val="22"/>
                 <w:szCs w:val="20"/>
               </w:rPr>
               <w:t xml:space="preserve"> is the number of gigabytes used.</w:t>
@@ -3591,10 +3595,28 @@
                 <w:rFonts w:ascii="Avenir Next" w:hAnsi="Avenir Next" w:cs="Avenir Next" w:eastAsia="Avenir Next"/>
                 <w:b/>
                 <w:color w:val="003A70"/>
+                <w:sz w:val="22"/>
+                <w:szCs w:val="20"/>
+              </w:rPr>
+              <w:t xml:space="preserve">a.</w:t>
+            </w:r>
+            <w:r>
+              <w:rPr>
+                <w:rFonts w:ascii="Avenir Next" w:hAnsi="Avenir Next" w:cs="Avenir Next" w:eastAsia="Avenir Next"/>
+                <w:color w:val="1A1A1A"/>
                 <w:sz w:val="20"/>
                 <w:szCs w:val="20"/>
               </w:rPr>
-              <w:t xml:space="preserve">a.</w:t>
+              <w:tab/>
+            </w:r>
+            <w:r>
+              <w:rPr>
+                <w:rFonts w:ascii="Avenir Next" w:hAnsi="Avenir Next" w:cs="Avenir Next" w:eastAsia="Avenir Next"/>
+                <w:color w:val="1A1A1A"/>
+                <w:sz w:val="22"/>
+                <w:szCs w:val="20"/>
+              </w:rPr>
+              <w:t xml:space="preserve">Cost for 3 gigabytes:</w:t>
             </w:r>
             <w:r>
               <w:rPr>
@@ -3603,7 +3625,7 @@
                 <w:sz w:val="20"/>
                 <w:szCs w:val="20"/>
               </w:rPr>
-              <w:tab/>
+              <w:t xml:space="preserve">  </w:t>
             </w:r>
             <w:r>
               <w:rPr>
@@ -3611,24 +3633,6 @@
                 <w:color w:val="1A1A1A"/>
                 <w:sz w:val="20"/>
                 <w:szCs w:val="20"/>
-              </w:rPr>
-              <w:t xml:space="preserve">Cost for 3 gigabytes:</w:t>
-            </w:r>
-            <w:r>
-              <w:rPr>
-                <w:rFonts w:ascii="Avenir Next" w:hAnsi="Avenir Next" w:cs="Avenir Next" w:eastAsia="Avenir Next"/>
-                <w:color w:val="1A1A1A"/>
-                <w:sz w:val="20"/>
-                <w:szCs w:val="20"/>
-              </w:rPr>
-              <w:t xml:space="preserve">  </w:t>
-            </w:r>
-            <w:r>
-              <w:rPr>
-                <w:rFonts w:ascii="Avenir Next" w:hAnsi="Avenir Next" w:cs="Avenir Next" w:eastAsia="Avenir Next"/>
-                <w:color w:val="1A1A1A"/>
-                <w:sz w:val="20"/>
-                <w:szCs w:val="20"/>
                 <w:u w:val="single"/>
               </w:rPr>
               <w:t xml:space="preserve">                </w:t>
@@ -3637,7 +3641,7 @@
               <w:rPr>
                 <w:rFonts w:ascii="Avenir Next" w:hAnsi="Avenir Next" w:cs="Avenir Next" w:eastAsia="Avenir Next"/>
                 <w:color w:val="1A1A1A"/>
-                <w:sz w:val="20"/>
+                <w:sz w:val="22"/>
                 <w:szCs w:val="20"/>
               </w:rPr>
               <w:t xml:space="preserve"> dollars</w:t>
@@ -3657,10 +3661,28 @@
                 <w:rFonts w:ascii="Avenir Next" w:hAnsi="Avenir Next" w:cs="Avenir Next" w:eastAsia="Avenir Next"/>
                 <w:b/>
                 <w:color w:val="003A70"/>
+                <w:sz w:val="22"/>
+                <w:szCs w:val="20"/>
+              </w:rPr>
+              <w:t xml:space="preserve">b.</w:t>
+            </w:r>
+            <w:r>
+              <w:rPr>
+                <w:rFonts w:ascii="Avenir Next" w:hAnsi="Avenir Next" w:cs="Avenir Next" w:eastAsia="Avenir Next"/>
+                <w:color w:val="1A1A1A"/>
                 <w:sz w:val="20"/>
                 <w:szCs w:val="20"/>
               </w:rPr>
-              <w:t xml:space="preserve">b.</w:t>
+              <w:tab/>
+            </w:r>
+            <w:r>
+              <w:rPr>
+                <w:rFonts w:ascii="Avenir Next" w:hAnsi="Avenir Next" w:cs="Avenir Next" w:eastAsia="Avenir Next"/>
+                <w:color w:val="1A1A1A"/>
+                <w:sz w:val="22"/>
+                <w:szCs w:val="20"/>
+              </w:rPr>
+              <w:t xml:space="preserve">Cost for 6 gigabytes:</w:t>
             </w:r>
             <w:r>
               <w:rPr>
@@ -3669,7 +3691,7 @@
                 <w:sz w:val="20"/>
                 <w:szCs w:val="20"/>
               </w:rPr>
-              <w:tab/>
+              <w:t xml:space="preserve">  </w:t>
             </w:r>
             <w:r>
               <w:rPr>
@@ -3677,24 +3699,6 @@
                 <w:color w:val="1A1A1A"/>
                 <w:sz w:val="20"/>
                 <w:szCs w:val="20"/>
-              </w:rPr>
-              <w:t xml:space="preserve">Cost for 6 gigabytes:</w:t>
-            </w:r>
-            <w:r>
-              <w:rPr>
-                <w:rFonts w:ascii="Avenir Next" w:hAnsi="Avenir Next" w:cs="Avenir Next" w:eastAsia="Avenir Next"/>
-                <w:color w:val="1A1A1A"/>
-                <w:sz w:val="20"/>
-                <w:szCs w:val="20"/>
-              </w:rPr>
-              <w:t xml:space="preserve">  </w:t>
-            </w:r>
-            <w:r>
-              <w:rPr>
-                <w:rFonts w:ascii="Avenir Next" w:hAnsi="Avenir Next" w:cs="Avenir Next" w:eastAsia="Avenir Next"/>
-                <w:color w:val="1A1A1A"/>
-                <w:sz w:val="20"/>
-                <w:szCs w:val="20"/>
                 <w:u w:val="single"/>
               </w:rPr>
               <w:t xml:space="preserve">                </w:t>
@@ -3703,7 +3707,7 @@
               <w:rPr>
                 <w:rFonts w:ascii="Avenir Next" w:hAnsi="Avenir Next" w:cs="Avenir Next" w:eastAsia="Avenir Next"/>
                 <w:color w:val="1A1A1A"/>
-                <w:sz w:val="20"/>
+                <w:sz w:val="22"/>
                 <w:szCs w:val="20"/>
               </w:rPr>
               <w:t xml:space="preserve"> dollars</w:t>
@@ -3723,25 +3727,25 @@
                 <w:rFonts w:ascii="Avenir Next" w:hAnsi="Avenir Next" w:cs="Avenir Next" w:eastAsia="Avenir Next"/>
                 <w:b/>
                 <w:color w:val="003A70"/>
+                <w:sz w:val="22"/>
+                <w:szCs w:val="20"/>
+              </w:rPr>
+              <w:t xml:space="preserve">c.</w:t>
+            </w:r>
+            <w:r>
+              <w:rPr>
+                <w:rFonts w:ascii="Avenir Next" w:hAnsi="Avenir Next" w:cs="Avenir Next" w:eastAsia="Avenir Next"/>
+                <w:color w:val="1A1A1A"/>
                 <w:sz w:val="20"/>
                 <w:szCs w:val="20"/>
               </w:rPr>
-              <w:t xml:space="preserve">c.</w:t>
-            </w:r>
-            <w:r>
-              <w:rPr>
-                <w:rFonts w:ascii="Avenir Next" w:hAnsi="Avenir Next" w:cs="Avenir Next" w:eastAsia="Avenir Next"/>
-                <w:color w:val="1A1A1A"/>
-                <w:sz w:val="20"/>
-                <w:szCs w:val="20"/>
-              </w:rPr>
               <w:tab/>
             </w:r>
             <w:r>
               <w:rPr>
                 <w:rFonts w:ascii="Avenir Next" w:hAnsi="Avenir Next" w:cs="Avenir Next" w:eastAsia="Avenir Next"/>
                 <w:color w:val="1A1A1A"/>
-                <w:sz w:val="20"/>
+                <w:sz w:val="22"/>
                 <w:szCs w:val="20"/>
               </w:rPr>
               <w:t xml:space="preserve">The gigabytes doubled. Why didn’t the cost double?</w:t>
@@ -3771,11 +3775,12 @@
     </w:tbl>
     <w:p>
       <w:pPr>
-        <w:spacing w:before="0" w:after="0" w:line="20" w:lineRule="exact"/>
+        <w:spacing w:before="0" w:after="0" w:line="50" w:lineRule="exact"/>
       </w:pPr>
     </w:p>
     <w:p>
       <w:pPr>
+        <w:pStyle w:val="Heading2"/>
         <w:keepNext/>
         <w:pBdr>
           <w:bottom w:val="single" w:sz="8" w:space="3" w:color="003A70"/>
@@ -3791,7 +3796,7 @@
           <w:b/>
           <w:color w:val="003A70"/>
           <w:spacing w:val="14"/>
-          <w:sz w:val="19"/>
+          <w:sz w:val="22"/>
           <w:szCs w:val="19"/>
         </w:rPr>
         <w:t xml:space="preserve">FIND THE ERROR</w:t>
@@ -3810,7 +3815,7 @@
           <w:rFonts w:ascii="Avenir Next" w:hAnsi="Avenir Next" w:cs="Avenir Next" w:eastAsia="Avenir Next"/>
           <w:i/>
           <w:color w:val="5A5F66"/>
-          <w:sz w:val="17"/>
+          <w:sz w:val="22"/>
           <w:szCs w:val="17"/>
         </w:rPr>
         <w:t xml:space="preserve">explain the mistake, then fix it</w:t>
@@ -3818,7 +3823,7 @@
     </w:p>
     <w:p>
       <w:pPr>
-        <w:spacing w:before="0" w:after="0" w:line="20" w:lineRule="exact"/>
+        <w:spacing w:before="0" w:after="0" w:line="50" w:lineRule="exact"/>
       </w:pPr>
     </w:p>
     <w:tbl>
@@ -3868,18 +3873,18 @@
                 <w:rFonts w:ascii="Avenir Next" w:hAnsi="Avenir Next" w:cs="Avenir Next" w:eastAsia="Avenir Next"/>
                 <w:b/>
                 <w:color w:val="1A1A1A"/>
+                <w:sz w:val="22"/>
+                <w:szCs w:val="20"/>
+              </w:rPr>
+              <w:t xml:space="preserve">9.</w:t>
+            </w:r>
+            <w:r>
+              <w:rPr>
+                <w:rFonts w:ascii="Avenir Next" w:hAnsi="Avenir Next" w:cs="Avenir Next" w:eastAsia="Avenir Next"/>
+                <w:color w:val="1A1A1A"/>
                 <w:sz w:val="20"/>
                 <w:szCs w:val="20"/>
               </w:rPr>
-              <w:t xml:space="preserve">9.</w:t>
-            </w:r>
-            <w:r>
-              <w:rPr>
-                <w:rFonts w:ascii="Avenir Next" w:hAnsi="Avenir Next" w:cs="Avenir Next" w:eastAsia="Avenir Next"/>
-                <w:color w:val="1A1A1A"/>
-                <w:sz w:val="20"/>
-                <w:szCs w:val="20"/>
-              </w:rPr>
               <w:tab/>
             </w:r>
             <w:r>
@@ -3887,7 +3892,7 @@
                 <w:rFonts w:ascii="Avenir Next" w:hAnsi="Avenir Next" w:cs="Avenir Next" w:eastAsia="Avenir Next"/>
                 <w:b/>
                 <w:color w:val="1A1A1A"/>
-                <w:sz w:val="20"/>
+                <w:sz w:val="22"/>
                 <w:szCs w:val="20"/>
               </w:rPr>
               <w:t xml:space="preserve">Hugo’s Work.  </w:t>
@@ -3896,7 +3901,7 @@
               <w:rPr>
                 <w:rFonts w:ascii="Avenir Next" w:hAnsi="Avenir Next" w:cs="Avenir Next" w:eastAsia="Avenir Next"/>
                 <w:color w:val="1A1A1A"/>
-                <w:sz w:val="20"/>
+                <w:sz w:val="22"/>
                 <w:szCs w:val="20"/>
               </w:rPr>
               <w:t xml:space="preserve">Hugo wrote “15 less than a number </w:t>
@@ -3906,7 +3911,7 @@
                 <w:rFonts w:ascii="Avenir Next" w:hAnsi="Avenir Next" w:cs="Avenir Next" w:eastAsia="Avenir Next"/>
                 <w:i/>
                 <w:color w:val="1A1A1A"/>
-                <w:sz w:val="20"/>
+                <w:sz w:val="22"/>
                 <w:szCs w:val="20"/>
               </w:rPr>
               <w:t xml:space="preserve">x</w:t>
@@ -3915,7 +3920,7 @@
               <w:rPr>
                 <w:rFonts w:ascii="Avenir Next" w:hAnsi="Avenir Next" w:cs="Avenir Next" w:eastAsia="Avenir Next"/>
                 <w:color w:val="1A1A1A"/>
-                <w:sz w:val="20"/>
+                <w:sz w:val="22"/>
                 <w:szCs w:val="20"/>
               </w:rPr>
               <w:t xml:space="preserve">” as 15 − </w:t>
@@ -3925,7 +3930,7 @@
                 <w:rFonts w:ascii="Avenir Next" w:hAnsi="Avenir Next" w:cs="Avenir Next" w:eastAsia="Avenir Next"/>
                 <w:i/>
                 <w:color w:val="1A1A1A"/>
-                <w:sz w:val="20"/>
+                <w:sz w:val="22"/>
                 <w:szCs w:val="20"/>
               </w:rPr>
               <w:t xml:space="preserve">x</w:t>
@@ -3934,7 +3939,7 @@
               <w:rPr>
                 <w:rFonts w:ascii="Avenir Next" w:hAnsi="Avenir Next" w:cs="Avenir Next" w:eastAsia="Avenir Next"/>
                 <w:color w:val="1A1A1A"/>
-                <w:sz w:val="20"/>
+                <w:sz w:val="22"/>
                 <w:szCs w:val="20"/>
               </w:rPr>
               <w:t xml:space="preserve">. Explain his mistake. Then write the correct expression and evaluate it when </w:t>
@@ -3944,7 +3949,7 @@
                 <w:rFonts w:ascii="Avenir Next" w:hAnsi="Avenir Next" w:cs="Avenir Next" w:eastAsia="Avenir Next"/>
                 <w:i/>
                 <w:color w:val="1A1A1A"/>
-                <w:sz w:val="20"/>
+                <w:sz w:val="22"/>
                 <w:szCs w:val="20"/>
               </w:rPr>
               <w:t xml:space="preserve">x</w:t>
@@ -3953,7 +3958,7 @@
               <w:rPr>
                 <w:rFonts w:ascii="Avenir Next" w:hAnsi="Avenir Next" w:cs="Avenir Next" w:eastAsia="Avenir Next"/>
                 <w:color w:val="1A1A1A"/>
-                <w:sz w:val="20"/>
+                <w:sz w:val="22"/>
                 <w:szCs w:val="20"/>
               </w:rPr>
               <w:t xml:space="preserve"> = 22.</w:t>
@@ -3999,7 +4004,7 @@
                 </w:tcPr>
                 <w:p>
                   <w:pPr>
-                    <w:spacing w:before="0" w:after="0" w:line="240" w:lineRule="auto"/>
+                    <w:spacing w:before="0" w:after="0" w:line="50" w:lineRule="exact"/>
                   </w:pPr>
                 </w:p>
               </w:tc>
@@ -4019,7 +4024,7 @@
                 </w:tcPr>
                 <w:p>
                   <w:pPr>
-                    <w:spacing w:before="0" w:after="0" w:line="240" w:lineRule="auto"/>
+                    <w:spacing w:before="0" w:after="0" w:line="50" w:lineRule="exact"/>
                   </w:pPr>
                 </w:p>
               </w:tc>
@@ -4039,7 +4044,7 @@
                 </w:tcPr>
                 <w:p>
                   <w:pPr>
-                    <w:spacing w:before="0" w:after="0" w:line="240" w:lineRule="auto"/>
+                    <w:spacing w:before="0" w:after="0" w:line="50" w:lineRule="exact"/>
                   </w:pPr>
                 </w:p>
               </w:tc>
@@ -4047,7 +4052,7 @@
           </w:tbl>
           <w:p>
             <w:pPr>
-              <w:spacing w:before="0" w:after="0" w:line="24" w:lineRule="auto"/>
+              <w:spacing w:before="0" w:after="0" w:line="50" w:lineRule="exact"/>
             </w:pPr>
           </w:p>
         </w:tc>
@@ -4055,11 +4060,12 @@
     </w:tbl>
     <w:p>
       <w:pPr>
-        <w:spacing w:before="0" w:after="0" w:line="20" w:lineRule="exact"/>
+        <w:spacing w:before="0" w:after="0" w:line="50" w:lineRule="exact"/>
       </w:pPr>
     </w:p>
     <w:p>
       <w:pPr>
+        <w:pStyle w:val="Heading2"/>
         <w:keepNext/>
         <w:pBdr>
           <w:bottom w:val="single" w:sz="8" w:space="3" w:color="003A70"/>
@@ -4075,7 +4081,7 @@
           <w:b/>
           <w:color w:val="003A70"/>
           <w:spacing w:val="14"/>
-          <w:sz w:val="19"/>
+          <w:sz w:val="22"/>
           <w:szCs w:val="19"/>
         </w:rPr>
         <w:t xml:space="preserve">TEST PRACTICE</w:t>
@@ -4094,7 +4100,7 @@
           <w:rFonts w:ascii="Avenir Next" w:hAnsi="Avenir Next" w:cs="Avenir Next" w:eastAsia="Avenir Next"/>
           <w:i/>
           <w:color w:val="5A5F66"/>
-          <w:sz w:val="17"/>
+          <w:sz w:val="22"/>
           <w:szCs w:val="17"/>
         </w:rPr>
         <w:t xml:space="preserve">choose the best answer</w:t>
@@ -4102,7 +4108,7 @@
     </w:p>
     <w:p>
       <w:pPr>
-        <w:spacing w:before="0" w:after="0" w:line="20" w:lineRule="exact"/>
+        <w:spacing w:before="0" w:after="0" w:line="50" w:lineRule="exact"/>
       </w:pPr>
     </w:p>
     <w:tbl>
@@ -4152,25 +4158,25 @@
                 <w:rFonts w:ascii="Avenir Next" w:hAnsi="Avenir Next" w:cs="Avenir Next" w:eastAsia="Avenir Next"/>
                 <w:b/>
                 <w:color w:val="1A1A1A"/>
+                <w:sz w:val="22"/>
+                <w:szCs w:val="20"/>
+              </w:rPr>
+              <w:t xml:space="preserve">10.</w:t>
+            </w:r>
+            <w:r>
+              <w:rPr>
+                <w:rFonts w:ascii="Avenir Next" w:hAnsi="Avenir Next" w:cs="Avenir Next" w:eastAsia="Avenir Next"/>
+                <w:color w:val="1A1A1A"/>
                 <w:sz w:val="20"/>
                 <w:szCs w:val="20"/>
               </w:rPr>
-              <w:t xml:space="preserve">10.</w:t>
-            </w:r>
-            <w:r>
-              <w:rPr>
-                <w:rFonts w:ascii="Avenir Next" w:hAnsi="Avenir Next" w:cs="Avenir Next" w:eastAsia="Avenir Next"/>
-                <w:color w:val="1A1A1A"/>
-                <w:sz w:val="20"/>
-                <w:szCs w:val="20"/>
-              </w:rPr>
               <w:tab/>
             </w:r>
             <w:r>
               <w:rPr>
                 <w:rFonts w:ascii="Avenir Next" w:hAnsi="Avenir Next" w:cs="Avenir Next" w:eastAsia="Avenir Next"/>
                 <w:color w:val="1A1A1A"/>
-                <w:sz w:val="20"/>
+                <w:sz w:val="22"/>
                 <w:szCs w:val="20"/>
               </w:rPr>
               <w:t xml:space="preserve">Find the value of 2</w:t>
@@ -4180,7 +4186,7 @@
                 <w:rFonts w:ascii="Avenir Next" w:hAnsi="Avenir Next" w:cs="Avenir Next" w:eastAsia="Avenir Next"/>
                 <w:i/>
                 <w:color w:val="1A1A1A"/>
-                <w:sz w:val="20"/>
+                <w:sz w:val="22"/>
                 <w:szCs w:val="20"/>
               </w:rPr>
               <w:t xml:space="preserve">n</w:t>
@@ -4189,7 +4195,7 @@
               <w:rPr>
                 <w:rFonts w:ascii="Avenir Next" w:hAnsi="Avenir Next" w:cs="Avenir Next" w:eastAsia="Avenir Next"/>
                 <w:color w:val="1A1A1A"/>
-                <w:sz w:val="20"/>
+                <w:sz w:val="22"/>
                 <w:szCs w:val="20"/>
               </w:rPr>
               <w:t xml:space="preserve"> + 7 when </w:t>
@@ -4199,7 +4205,7 @@
                 <w:rFonts w:ascii="Avenir Next" w:hAnsi="Avenir Next" w:cs="Avenir Next" w:eastAsia="Avenir Next"/>
                 <w:i/>
                 <w:color w:val="1A1A1A"/>
-                <w:sz w:val="20"/>
+                <w:sz w:val="22"/>
                 <w:szCs w:val="20"/>
               </w:rPr>
               <w:t xml:space="preserve">n</w:t>
@@ -4208,7 +4214,7 @@
               <w:rPr>
                 <w:rFonts w:ascii="Avenir Next" w:hAnsi="Avenir Next" w:cs="Avenir Next" w:eastAsia="Avenir Next"/>
                 <w:color w:val="1A1A1A"/>
-                <w:sz w:val="20"/>
+                <w:sz w:val="22"/>
                 <w:szCs w:val="20"/>
               </w:rPr>
               <w:t xml:space="preserve"> = 4.</w:t>
@@ -4264,7 +4270,7 @@
                       <w:rFonts w:ascii="Avenir Next" w:hAnsi="Avenir Next" w:cs="Avenir Next" w:eastAsia="Avenir Next"/>
                       <w:b/>
                       <w:color w:val="003A70"/>
-                      <w:sz w:val="19"/>
+                      <w:sz w:val="22"/>
                       <w:szCs w:val="19"/>
                     </w:rPr>
                     <w:t xml:space="preserve">A</w:t>
@@ -4282,7 +4288,7 @@
                     <w:rPr>
                       <w:rFonts w:ascii="Avenir Next" w:hAnsi="Avenir Next" w:cs="Avenir Next" w:eastAsia="Avenir Next"/>
                       <w:color w:val="1A1A1A"/>
-                      <w:sz w:val="19"/>
+                      <w:sz w:val="22"/>
                       <w:szCs w:val="19"/>
                     </w:rPr>
                     <w:t xml:space="preserve">15</w:t>
@@ -4307,7 +4313,7 @@
                       <w:rFonts w:ascii="Avenir Next" w:hAnsi="Avenir Next" w:cs="Avenir Next" w:eastAsia="Avenir Next"/>
                       <w:b/>
                       <w:color w:val="003A70"/>
-                      <w:sz w:val="19"/>
+                      <w:sz w:val="22"/>
                       <w:szCs w:val="19"/>
                     </w:rPr>
                     <w:t xml:space="preserve">B</w:t>
@@ -4325,7 +4331,7 @@
                     <w:rPr>
                       <w:rFonts w:ascii="Avenir Next" w:hAnsi="Avenir Next" w:cs="Avenir Next" w:eastAsia="Avenir Next"/>
                       <w:color w:val="1A1A1A"/>
-                      <w:sz w:val="19"/>
+                      <w:sz w:val="22"/>
                       <w:szCs w:val="19"/>
                     </w:rPr>
                     <w:t xml:space="preserve">31</w:t>
@@ -4350,7 +4356,7 @@
                       <w:rFonts w:ascii="Avenir Next" w:hAnsi="Avenir Next" w:cs="Avenir Next" w:eastAsia="Avenir Next"/>
                       <w:b/>
                       <w:color w:val="003A70"/>
-                      <w:sz w:val="19"/>
+                      <w:sz w:val="22"/>
                       <w:szCs w:val="19"/>
                     </w:rPr>
                     <w:t xml:space="preserve">C</w:t>
@@ -4368,7 +4374,7 @@
                     <w:rPr>
                       <w:rFonts w:ascii="Avenir Next" w:hAnsi="Avenir Next" w:cs="Avenir Next" w:eastAsia="Avenir Next"/>
                       <w:color w:val="1A1A1A"/>
-                      <w:sz w:val="19"/>
+                      <w:sz w:val="22"/>
                       <w:szCs w:val="19"/>
                     </w:rPr>
                     <w:t xml:space="preserve">13</w:t>
@@ -4393,7 +4399,7 @@
                       <w:rFonts w:ascii="Avenir Next" w:hAnsi="Avenir Next" w:cs="Avenir Next" w:eastAsia="Avenir Next"/>
                       <w:b/>
                       <w:color w:val="003A70"/>
-                      <w:sz w:val="19"/>
+                      <w:sz w:val="22"/>
                       <w:szCs w:val="19"/>
                     </w:rPr>
                     <w:t xml:space="preserve">D</w:t>
@@ -4411,7 +4417,7 @@
                     <w:rPr>
                       <w:rFonts w:ascii="Avenir Next" w:hAnsi="Avenir Next" w:cs="Avenir Next" w:eastAsia="Avenir Next"/>
                       <w:color w:val="1A1A1A"/>
-                      <w:sz w:val="19"/>
+                      <w:sz w:val="22"/>
                       <w:szCs w:val="19"/>
                     </w:rPr>
                     <w:t xml:space="preserve">24</w:t>
@@ -4422,7 +4428,7 @@
           </w:tbl>
           <w:p>
             <w:pPr>
-              <w:spacing w:before="0" w:after="0" w:line="24" w:lineRule="auto"/>
+              <w:spacing w:before="0" w:after="0" w:line="50" w:lineRule="exact"/>
             </w:pPr>
           </w:p>
         </w:tc>
@@ -4430,12 +4436,12 @@
     </w:tbl>
     <w:p>
       <w:pPr>
-        <w:spacing w:before="0" w:after="0" w:line="20" w:lineRule="exact"/>
+        <w:spacing w:before="0" w:after="0" w:line="50" w:lineRule="exact"/>
       </w:pPr>
     </w:p>
     <w:p>
       <w:pPr>
-        <w:spacing w:before="0" w:after="0" w:line="20" w:lineRule="exact"/>
+        <w:spacing w:before="0" w:after="0" w:line="50" w:lineRule="exact"/>
       </w:pPr>
     </w:p>
     <w:tbl>
@@ -4485,25 +4491,25 @@
                 <w:rFonts w:ascii="Avenir Next" w:hAnsi="Avenir Next" w:cs="Avenir Next" w:eastAsia="Avenir Next"/>
                 <w:b/>
                 <w:color w:val="1A1A1A"/>
+                <w:sz w:val="22"/>
+                <w:szCs w:val="20"/>
+              </w:rPr>
+              <w:t xml:space="preserve">11.</w:t>
+            </w:r>
+            <w:r>
+              <w:rPr>
+                <w:rFonts w:ascii="Avenir Next" w:hAnsi="Avenir Next" w:cs="Avenir Next" w:eastAsia="Avenir Next"/>
+                <w:color w:val="1A1A1A"/>
                 <w:sz w:val="20"/>
                 <w:szCs w:val="20"/>
               </w:rPr>
-              <w:t xml:space="preserve">11.</w:t>
-            </w:r>
-            <w:r>
-              <w:rPr>
-                <w:rFonts w:ascii="Avenir Next" w:hAnsi="Avenir Next" w:cs="Avenir Next" w:eastAsia="Avenir Next"/>
-                <w:color w:val="1A1A1A"/>
-                <w:sz w:val="20"/>
-                <w:szCs w:val="20"/>
-              </w:rPr>
               <w:tab/>
             </w:r>
             <w:r>
               <w:rPr>
                 <w:rFonts w:ascii="Avenir Next" w:hAnsi="Avenir Next" w:cs="Avenir Next" w:eastAsia="Avenir Next"/>
                 <w:color w:val="1A1A1A"/>
-                <w:sz w:val="20"/>
+                <w:sz w:val="22"/>
                 <w:szCs w:val="20"/>
               </w:rPr>
               <w:t xml:space="preserve">Substituting means replacing the variable with a —</w:t>
@@ -4559,7 +4565,7 @@
                       <w:rFonts w:ascii="Avenir Next" w:hAnsi="Avenir Next" w:cs="Avenir Next" w:eastAsia="Avenir Next"/>
                       <w:b/>
                       <w:color w:val="003A70"/>
-                      <w:sz w:val="19"/>
+                      <w:sz w:val="22"/>
                       <w:szCs w:val="19"/>
                     </w:rPr>
                     <w:t xml:space="preserve">A</w:t>
@@ -4577,7 +4583,7 @@
                     <w:rPr>
                       <w:rFonts w:ascii="Avenir Next" w:hAnsi="Avenir Next" w:cs="Avenir Next" w:eastAsia="Avenir Next"/>
                       <w:color w:val="1A1A1A"/>
-                      <w:sz w:val="19"/>
+                      <w:sz w:val="22"/>
                       <w:szCs w:val="19"/>
                     </w:rPr>
                     <w:t xml:space="preserve">number</w:t>
@@ -4602,7 +4608,7 @@
                       <w:rFonts w:ascii="Avenir Next" w:hAnsi="Avenir Next" w:cs="Avenir Next" w:eastAsia="Avenir Next"/>
                       <w:b/>
                       <w:color w:val="003A70"/>
-                      <w:sz w:val="19"/>
+                      <w:sz w:val="22"/>
                       <w:szCs w:val="19"/>
                     </w:rPr>
                     <w:t xml:space="preserve">B</w:t>
@@ -4620,7 +4626,7 @@
                     <w:rPr>
                       <w:rFonts w:ascii="Avenir Next" w:hAnsi="Avenir Next" w:cs="Avenir Next" w:eastAsia="Avenir Next"/>
                       <w:color w:val="1A1A1A"/>
-                      <w:sz w:val="19"/>
+                      <w:sz w:val="22"/>
                       <w:szCs w:val="19"/>
                     </w:rPr>
                     <w:t xml:space="preserve">letter</w:t>
@@ -4645,7 +4651,7 @@
                       <w:rFonts w:ascii="Avenir Next" w:hAnsi="Avenir Next" w:cs="Avenir Next" w:eastAsia="Avenir Next"/>
                       <w:b/>
                       <w:color w:val="003A70"/>
-                      <w:sz w:val="19"/>
+                      <w:sz w:val="22"/>
                       <w:szCs w:val="19"/>
                     </w:rPr>
                     <w:t xml:space="preserve">C</w:t>
@@ -4663,7 +4669,7 @@
                     <w:rPr>
                       <w:rFonts w:ascii="Avenir Next" w:hAnsi="Avenir Next" w:cs="Avenir Next" w:eastAsia="Avenir Next"/>
                       <w:color w:val="1A1A1A"/>
-                      <w:sz w:val="19"/>
+                      <w:sz w:val="22"/>
                       <w:szCs w:val="19"/>
                     </w:rPr>
                     <w:t xml:space="preserve">sign</w:t>
@@ -4688,7 +4694,7 @@
                       <w:rFonts w:ascii="Avenir Next" w:hAnsi="Avenir Next" w:cs="Avenir Next" w:eastAsia="Avenir Next"/>
                       <w:b/>
                       <w:color w:val="003A70"/>
-                      <w:sz w:val="19"/>
+                      <w:sz w:val="22"/>
                       <w:szCs w:val="19"/>
                     </w:rPr>
                     <w:t xml:space="preserve">D</w:t>
@@ -4706,7 +4712,7 @@
                     <w:rPr>
                       <w:rFonts w:ascii="Avenir Next" w:hAnsi="Avenir Next" w:cs="Avenir Next" w:eastAsia="Avenir Next"/>
                       <w:color w:val="1A1A1A"/>
-                      <w:sz w:val="19"/>
+                      <w:sz w:val="22"/>
                       <w:szCs w:val="19"/>
                     </w:rPr>
                     <w:t xml:space="preserve">unit</w:t>
@@ -4717,7 +4723,7 @@
           </w:tbl>
           <w:p>
             <w:pPr>
-              <w:spacing w:before="0" w:after="0" w:line="24" w:lineRule="auto"/>
+              <w:spacing w:before="0" w:after="0" w:line="50" w:lineRule="exact"/>
             </w:pPr>
           </w:p>
         </w:tc>
@@ -4725,11 +4731,12 @@
     </w:tbl>
     <w:p>
       <w:pPr>
-        <w:spacing w:before="0" w:after="0" w:line="20" w:lineRule="exact"/>
+        <w:spacing w:before="0" w:after="0" w:line="50" w:lineRule="exact"/>
       </w:pPr>
     </w:p>
     <w:p>
       <w:pPr>
+        <w:pStyle w:val="Heading2"/>
         <w:keepNext/>
         <w:pBdr>
           <w:bottom w:val="single" w:sz="8" w:space="3" w:color="003A70"/>
@@ -4745,7 +4752,7 @@
           <w:b/>
           <w:color w:val="003A70"/>
           <w:spacing w:val="14"/>
-          <w:sz w:val="19"/>
+          <w:sz w:val="22"/>
           <w:szCs w:val="19"/>
         </w:rPr>
         <w:t xml:space="preserve">SELF-CHECK CODE</w:t>
@@ -4764,7 +4771,7 @@
           <w:rFonts w:ascii="Avenir Next" w:hAnsi="Avenir Next" w:cs="Avenir Next" w:eastAsia="Avenir Next"/>
           <w:i/>
           <w:color w:val="5A5F66"/>
-          <w:sz w:val="17"/>
+          <w:sz w:val="22"/>
           <w:szCs w:val="17"/>
         </w:rPr>
         <w:t xml:space="preserve">find your answer · copy its letter into that problem’s box · spell a math word</w:t>
@@ -4823,7 +4830,7 @@
                 <w:rFonts w:ascii="Avenir Next" w:hAnsi="Avenir Next" w:cs="Avenir Next" w:eastAsia="Avenir Next"/>
                 <w:b/>
                 <w:color w:val="1A1A1A"/>
-                <w:sz w:val="18"/>
+                <w:sz w:val="22"/>
                 <w:szCs w:val="18"/>
               </w:rPr>
               <w:t xml:space="preserve">19</w:t>
@@ -4839,7 +4846,7 @@
                 <w:rFonts w:ascii="Avenir Next" w:hAnsi="Avenir Next" w:cs="Avenir Next" w:eastAsia="Avenir Next"/>
                 <w:b/>
                 <w:color w:val="003A70"/>
-                <w:sz w:val="18"/>
+                <w:sz w:val="22"/>
                 <w:szCs w:val="18"/>
               </w:rPr>
               <w:t xml:space="preserve">U</w:t>
@@ -4862,7 +4869,7 @@
                 <w:rFonts w:ascii="Avenir Next" w:hAnsi="Avenir Next" w:cs="Avenir Next" w:eastAsia="Avenir Next"/>
                 <w:b/>
                 <w:color w:val="1A1A1A"/>
-                <w:sz w:val="18"/>
+                <w:sz w:val="22"/>
                 <w:szCs w:val="18"/>
               </w:rPr>
               <w:t xml:space="preserve">35</w:t>
@@ -4878,7 +4885,7 @@
                 <w:rFonts w:ascii="Avenir Next" w:hAnsi="Avenir Next" w:cs="Avenir Next" w:eastAsia="Avenir Next"/>
                 <w:b/>
                 <w:color w:val="003A70"/>
-                <w:sz w:val="18"/>
+                <w:sz w:val="22"/>
                 <w:szCs w:val="18"/>
               </w:rPr>
               <w:t xml:space="preserve">A</w:t>
@@ -4901,7 +4908,7 @@
                 <w:rFonts w:ascii="Avenir Next" w:hAnsi="Avenir Next" w:cs="Avenir Next" w:eastAsia="Avenir Next"/>
                 <w:b/>
                 <w:color w:val="1A1A1A"/>
-                <w:sz w:val="18"/>
+                <w:sz w:val="22"/>
                 <w:szCs w:val="18"/>
               </w:rPr>
               <w:t xml:space="preserve">215</w:t>
@@ -4917,7 +4924,7 @@
                 <w:rFonts w:ascii="Avenir Next" w:hAnsi="Avenir Next" w:cs="Avenir Next" w:eastAsia="Avenir Next"/>
                 <w:b/>
                 <w:color w:val="003A70"/>
-                <w:sz w:val="18"/>
+                <w:sz w:val="22"/>
                 <w:szCs w:val="18"/>
               </w:rPr>
               <w:t xml:space="preserve">Z</w:t>
@@ -4940,7 +4947,7 @@
                 <w:rFonts w:ascii="Avenir Next" w:hAnsi="Avenir Next" w:cs="Avenir Next" w:eastAsia="Avenir Next"/>
                 <w:b/>
                 <w:color w:val="1A1A1A"/>
-                <w:sz w:val="18"/>
+                <w:sz w:val="22"/>
                 <w:szCs w:val="18"/>
               </w:rPr>
               <w:t xml:space="preserve">92</w:t>
@@ -4956,7 +4963,7 @@
                 <w:rFonts w:ascii="Avenir Next" w:hAnsi="Avenir Next" w:cs="Avenir Next" w:eastAsia="Avenir Next"/>
                 <w:b/>
                 <w:color w:val="003A70"/>
-                <w:sz w:val="18"/>
+                <w:sz w:val="22"/>
                 <w:szCs w:val="18"/>
               </w:rPr>
               <w:t xml:space="preserve">E</w:t>
@@ -4979,7 +4986,7 @@
                 <w:rFonts w:ascii="Avenir Next" w:hAnsi="Avenir Next" w:cs="Avenir Next" w:eastAsia="Avenir Next"/>
                 <w:b/>
                 <w:color w:val="1A1A1A"/>
-                <w:sz w:val="18"/>
+                <w:sz w:val="22"/>
                 <w:szCs w:val="18"/>
               </w:rPr>
               <w:t xml:space="preserve">23</w:t>
@@ -4995,7 +5002,7 @@
                 <w:rFonts w:ascii="Avenir Next" w:hAnsi="Avenir Next" w:cs="Avenir Next" w:eastAsia="Avenir Next"/>
                 <w:b/>
                 <w:color w:val="003A70"/>
-                <w:sz w:val="18"/>
+                <w:sz w:val="22"/>
                 <w:szCs w:val="18"/>
               </w:rPr>
               <w:t xml:space="preserve">A</w:t>
@@ -5018,7 +5025,7 @@
                 <w:rFonts w:ascii="Avenir Next" w:hAnsi="Avenir Next" w:cs="Avenir Next" w:eastAsia="Avenir Next"/>
                 <w:b/>
                 <w:color w:val="1A1A1A"/>
-                <w:sz w:val="18"/>
+                <w:sz w:val="22"/>
                 <w:szCs w:val="18"/>
               </w:rPr>
               <w:t xml:space="preserve">50</w:t>
@@ -5034,7 +5041,7 @@
                 <w:rFonts w:ascii="Avenir Next" w:hAnsi="Avenir Next" w:cs="Avenir Next" w:eastAsia="Avenir Next"/>
                 <w:b/>
                 <w:color w:val="003A70"/>
-                <w:sz w:val="18"/>
+                <w:sz w:val="22"/>
                 <w:szCs w:val="18"/>
               </w:rPr>
               <w:t xml:space="preserve">V</w:t>
@@ -5057,7 +5064,7 @@
                 <w:rFonts w:ascii="Avenir Next" w:hAnsi="Avenir Next" w:cs="Avenir Next" w:eastAsia="Avenir Next"/>
                 <w:b/>
                 <w:color w:val="1A1A1A"/>
-                <w:sz w:val="18"/>
+                <w:sz w:val="22"/>
                 <w:szCs w:val="18"/>
               </w:rPr>
               <w:t xml:space="preserve">56</w:t>
@@ -5073,7 +5080,7 @@
                 <w:rFonts w:ascii="Avenir Next" w:hAnsi="Avenir Next" w:cs="Avenir Next" w:eastAsia="Avenir Next"/>
                 <w:b/>
                 <w:color w:val="003A70"/>
-                <w:sz w:val="18"/>
+                <w:sz w:val="22"/>
                 <w:szCs w:val="18"/>
               </w:rPr>
               <w:t xml:space="preserve">T</w:t>
@@ -5096,7 +5103,7 @@
                 <w:rFonts w:ascii="Avenir Next" w:hAnsi="Avenir Next" w:cs="Avenir Next" w:eastAsia="Avenir Next"/>
                 <w:b/>
                 <w:color w:val="1A1A1A"/>
-                <w:sz w:val="18"/>
+                <w:sz w:val="22"/>
                 <w:szCs w:val="18"/>
               </w:rPr>
               <w:t xml:space="preserve">37</w:t>
@@ -5112,7 +5119,7 @@
                 <w:rFonts w:ascii="Avenir Next" w:hAnsi="Avenir Next" w:cs="Avenir Next" w:eastAsia="Avenir Next"/>
                 <w:b/>
                 <w:color w:val="003A70"/>
-                <w:sz w:val="18"/>
+                <w:sz w:val="22"/>
                 <w:szCs w:val="18"/>
               </w:rPr>
               <w:t xml:space="preserve">E</w:t>
@@ -5135,7 +5142,7 @@
                 <w:rFonts w:ascii="Avenir Next" w:hAnsi="Avenir Next" w:cs="Avenir Next" w:eastAsia="Avenir Next"/>
                 <w:b/>
                 <w:color w:val="1A1A1A"/>
-                <w:sz w:val="18"/>
+                <w:sz w:val="22"/>
                 <w:szCs w:val="18"/>
               </w:rPr>
               <w:t xml:space="preserve">30</w:t>
@@ -5151,7 +5158,7 @@
                 <w:rFonts w:ascii="Avenir Next" w:hAnsi="Avenir Next" w:cs="Avenir Next" w:eastAsia="Avenir Next"/>
                 <w:b/>
                 <w:color w:val="003A70"/>
-                <w:sz w:val="18"/>
+                <w:sz w:val="22"/>
                 <w:szCs w:val="18"/>
               </w:rPr>
               <w:t xml:space="preserve">Q</w:t>
@@ -5174,7 +5181,7 @@
                 <w:rFonts w:ascii="Avenir Next" w:hAnsi="Avenir Next" w:cs="Avenir Next" w:eastAsia="Avenir Next"/>
                 <w:b/>
                 <w:color w:val="1A1A1A"/>
-                <w:sz w:val="18"/>
+                <w:sz w:val="22"/>
                 <w:szCs w:val="18"/>
               </w:rPr>
               <w:t xml:space="preserve">14</w:t>
@@ -5190,7 +5197,7 @@
                 <w:rFonts w:ascii="Avenir Next" w:hAnsi="Avenir Next" w:cs="Avenir Next" w:eastAsia="Avenir Next"/>
                 <w:b/>
                 <w:color w:val="003A70"/>
-                <w:sz w:val="18"/>
+                <w:sz w:val="22"/>
                 <w:szCs w:val="18"/>
               </w:rPr>
               <w:t xml:space="preserve">L</w:t>
@@ -5201,7 +5208,7 @@
     </w:tbl>
     <w:p>
       <w:pPr>
-        <w:spacing w:before="0" w:after="0" w:line="60" w:lineRule="auto"/>
+        <w:spacing w:before="0" w:after="0" w:line="50" w:lineRule="exact"/>
       </w:pPr>
     </w:p>
     <w:tbl>
@@ -5412,7 +5419,7 @@
     </w:tbl>
     <w:p>
       <w:pPr>
-        <w:spacing w:before="0" w:after="0" w:line="40" w:lineRule="auto"/>
+        <w:spacing w:before="0" w:after="0" w:line="50" w:lineRule="exact"/>
       </w:pPr>
     </w:p>
     <w:tbl>
@@ -5454,6 +5461,7 @@
           </w:tcPr>
           <w:p>
             <w:pPr>
+              <w:pStyle w:val="Heading2"/>
               <w:spacing w:before="0" w:after="0" w:line="240" w:lineRule="auto"/>
             </w:pPr>
             <w:r>
@@ -5491,7 +5499,7 @@
               <w:rPr>
                 <w:rFonts w:ascii="Avenir Next" w:hAnsi="Avenir Next" w:cs="Avenir Next" w:eastAsia="Avenir Next"/>
                 <w:color w:val="1A1A1A"/>
-                <w:sz w:val="17"/>
+                <w:sz w:val="22"/>
                 <w:szCs w:val="17"/>
               </w:rPr>
               <w:t xml:space="preserve">  I can do this on my own</w:t>
@@ -5520,7 +5528,7 @@
               <w:rPr>
                 <w:rFonts w:ascii="Avenir Next" w:hAnsi="Avenir Next" w:cs="Avenir Next" w:eastAsia="Avenir Next"/>
                 <w:color w:val="1A1A1A"/>
-                <w:sz w:val="17"/>
+                <w:sz w:val="22"/>
                 <w:szCs w:val="17"/>
               </w:rPr>
               <w:t xml:space="preserve">  I need a little help</w:t>
@@ -5549,7 +5557,7 @@
               <w:rPr>
                 <w:rFonts w:ascii="Avenir Next" w:hAnsi="Avenir Next" w:cs="Avenir Next" w:eastAsia="Avenir Next"/>
                 <w:color w:val="1A1A1A"/>
-                <w:sz w:val="17"/>
+                <w:sz w:val="22"/>
                 <w:szCs w:val="17"/>
               </w:rPr>
               <w:t xml:space="preserve">  I have a question about #</w:t>
@@ -5570,7 +5578,7 @@
     </w:tbl>
     <w:p>
       <w:pPr>
-        <w:spacing w:before="0" w:after="0" w:line="20" w:lineRule="exact"/>
+        <w:spacing w:before="0" w:after="0" w:line="50" w:lineRule="exact"/>
       </w:pPr>
     </w:p>
     <w:sectPr>
@@ -5656,7 +5664,106 @@
               <w:sz w:val="15"/>
               <w:szCs w:val="15"/>
             </w:rPr>
-            <w:t xml:space="preserve">Lesson 6-5  ·  Session 2  ·  Practice Form A</w:t>
+            <w:t xml:space="preserve">6-5 · Page </w:t>
+          </w:r>
+          <w:r>
+            <w:rPr>
+              <w:rFonts w:ascii="Avenir Next" w:hAnsi="Avenir Next" w:cs="Avenir Next" w:eastAsia="Avenir Next"/>
+              <w:color w:val="5A5F66"/>
+              <w:sz w:val="15"/>
+              <w:szCs w:val="15"/>
+            </w:rPr>
+            <w:fldChar w:fldCharType="begin"/>
+          </w:r>
+          <w:r>
+            <w:rPr>
+              <w:rFonts w:ascii="Avenir Next" w:hAnsi="Avenir Next" w:cs="Avenir Next" w:eastAsia="Avenir Next"/>
+              <w:color w:val="5A5F66"/>
+              <w:sz w:val="15"/>
+              <w:szCs w:val="15"/>
+            </w:rPr>
+            <w:instrText xml:space="preserve"> PAGE </w:instrText>
+          </w:r>
+          <w:r>
+            <w:rPr>
+              <w:rFonts w:ascii="Avenir Next" w:hAnsi="Avenir Next" w:cs="Avenir Next" w:eastAsia="Avenir Next"/>
+              <w:color w:val="5A5F66"/>
+              <w:sz w:val="15"/>
+              <w:szCs w:val="15"/>
+            </w:rPr>
+            <w:fldChar w:fldCharType="separate"/>
+          </w:r>
+          <w:r>
+            <w:rPr>
+              <w:rFonts w:ascii="Avenir Next" w:hAnsi="Avenir Next" w:cs="Avenir Next" w:eastAsia="Avenir Next"/>
+              <w:color w:val="5A5F66"/>
+              <w:sz w:val="15"/>
+              <w:szCs w:val="15"/>
+            </w:rPr>
+            <w:t xml:space="preserve">1</w:t>
+          </w:r>
+          <w:r>
+            <w:rPr>
+              <w:rFonts w:ascii="Avenir Next" w:hAnsi="Avenir Next" w:cs="Avenir Next" w:eastAsia="Avenir Next"/>
+              <w:color w:val="5A5F66"/>
+              <w:sz w:val="15"/>
+              <w:szCs w:val="15"/>
+            </w:rPr>
+            <w:fldChar w:fldCharType="end"/>
+          </w:r>
+          <w:r>
+            <w:rPr>
+              <w:rFonts w:ascii="Avenir Next" w:hAnsi="Avenir Next" w:cs="Avenir Next" w:eastAsia="Avenir Next"/>
+              <w:color w:val="5A5F66"/>
+              <w:sz w:val="15"/>
+              <w:szCs w:val="15"/>
+            </w:rPr>
+            <w:t xml:space="preserve"> of </w:t>
+          </w:r>
+          <w:r>
+            <w:rPr>
+              <w:rFonts w:ascii="Avenir Next" w:hAnsi="Avenir Next" w:cs="Avenir Next" w:eastAsia="Avenir Next"/>
+              <w:color w:val="5A5F66"/>
+              <w:sz w:val="15"/>
+              <w:szCs w:val="15"/>
+            </w:rPr>
+            <w:fldChar w:fldCharType="begin"/>
+          </w:r>
+          <w:r>
+            <w:rPr>
+              <w:rFonts w:ascii="Avenir Next" w:hAnsi="Avenir Next" w:cs="Avenir Next" w:eastAsia="Avenir Next"/>
+              <w:color w:val="5A5F66"/>
+              <w:sz w:val="15"/>
+              <w:szCs w:val="15"/>
+            </w:rPr>
+            <w:instrText xml:space="preserve"> NUMPAGES </w:instrText>
+          </w:r>
+          <w:r>
+            <w:rPr>
+              <w:rFonts w:ascii="Avenir Next" w:hAnsi="Avenir Next" w:cs="Avenir Next" w:eastAsia="Avenir Next"/>
+              <w:color w:val="5A5F66"/>
+              <w:sz w:val="15"/>
+              <w:szCs w:val="15"/>
+            </w:rPr>
+            <w:fldChar w:fldCharType="separate"/>
+          </w:r>
+          <w:r>
+            <w:rPr>
+              <w:rFonts w:ascii="Avenir Next" w:hAnsi="Avenir Next" w:cs="Avenir Next" w:eastAsia="Avenir Next"/>
+              <w:color w:val="5A5F66"/>
+              <w:sz w:val="15"/>
+              <w:szCs w:val="15"/>
+            </w:rPr>
+            <w:t xml:space="preserve">1</w:t>
+          </w:r>
+          <w:r>
+            <w:rPr>
+              <w:rFonts w:ascii="Avenir Next" w:hAnsi="Avenir Next" w:cs="Avenir Next" w:eastAsia="Avenir Next"/>
+              <w:color w:val="5A5F66"/>
+              <w:sz w:val="15"/>
+              <w:szCs w:val="15"/>
+            </w:rPr>
+            <w:fldChar w:fldCharType="end"/>
           </w:r>
         </w:p>
       </w:tc>
@@ -5699,5 +5806,23 @@
       </w:tblCellMar>
     </w:tblPr>
   </w:style>
+  <w:style w:type="paragraph" w:styleId="Heading1">
+    <w:name w:val="heading 1"/>
+    <w:basedOn w:val="Normal"/>
+    <w:pPr>
+      <w:outlineLvl w:val="0"/>
+      <w:keepNext w:val="0"/>
+      <w:keepLines w:val="0"/>
+    </w:pPr>
+  </w:style>
+  <w:style w:type="paragraph" w:styleId="Heading2">
+    <w:name w:val="heading 2"/>
+    <w:basedOn w:val="Normal"/>
+    <w:pPr>
+      <w:outlineLvl w:val="1"/>
+      <w:keepNext w:val="0"/>
+      <w:keepLines w:val="0"/>
+    </w:pPr>
+  </w:style>
 </w:styles>
 </file>